--- a/SEM_5/CN/Project/CNC-project report format.docx
+++ b/SEM_5/CN/Project/CNC-project report format.docx
@@ -1,6 +1,6 @@
 
 <file path=word/document.xml><?xml version="1.0" encoding="utf-8"?>
-<w:document xmlns:wpc="http://schemas.microsoft.com/office/word/2010/wordprocessingCanvas" xmlns:mc="http://schemas.openxmlformats.org/markup-compatibility/2006" xmlns:o="urn:schemas-microsoft-com:office:office" xmlns:r="http://schemas.openxmlformats.org/officeDocument/2006/relationships" xmlns:m="http://schemas.openxmlformats.org/officeDocument/2006/math" xmlns:v="urn:schemas-microsoft-com:vml" xmlns:wp14="http://schemas.microsoft.com/office/word/2010/wordprocessingDrawing" xmlns:wp="http://schemas.openxmlformats.org/drawingml/2006/wordprocessingDrawing" xmlns:w10="urn:schemas-microsoft-com:office:word" xmlns:w="http://schemas.openxmlformats.org/wordprocessingml/2006/main" xmlns:w14="http://schemas.microsoft.com/office/word/2010/wordml" xmlns:w15="http://schemas.microsoft.com/office/word/2012/wordml" xmlns:wpg="http://schemas.microsoft.com/office/word/2010/wordprocessingGroup" xmlns:wpi="http://schemas.microsoft.com/office/word/2010/wordprocessingInk" xmlns:wne="http://schemas.microsoft.com/office/word/2006/wordml" xmlns:wps="http://schemas.microsoft.com/office/word/2010/wordprocessingShape" mc:Ignorable="w14 w15 wp14">
+<w:document xmlns:wpc="http://schemas.microsoft.com/office/word/2010/wordprocessingCanvas" xmlns:cx="http://schemas.microsoft.com/office/drawing/2014/chartex" xmlns:cx1="http://schemas.microsoft.com/office/drawing/2015/9/8/chartex" xmlns:cx2="http://schemas.microsoft.com/office/drawing/2015/10/21/chartex" xmlns:cx3="http://schemas.microsoft.com/office/drawing/2016/5/9/chartex" xmlns:cx4="http://schemas.microsoft.com/office/drawing/2016/5/10/chartex" xmlns:cx5="http://schemas.microsoft.com/office/drawing/2016/5/11/chartex" xmlns:cx6="http://schemas.microsoft.com/office/drawing/2016/5/12/chartex" xmlns:cx7="http://schemas.microsoft.com/office/drawing/2016/5/13/chartex" xmlns:cx8="http://schemas.microsoft.com/office/drawing/2016/5/14/chartex" xmlns:mc="http://schemas.openxmlformats.org/markup-compatibility/2006" xmlns:aink="http://schemas.microsoft.com/office/drawing/2016/ink" xmlns:am3d="http://schemas.microsoft.com/office/drawing/2017/model3d" xmlns:o="urn:schemas-microsoft-com:office:office" xmlns:oel="http://schemas.microsoft.com/office/2019/extlst" xmlns:r="http://schemas.openxmlformats.org/officeDocument/2006/relationships" xmlns:m="http://schemas.openxmlformats.org/officeDocument/2006/math" xmlns:v="urn:schemas-microsoft-com:vml" xmlns:wp14="http://schemas.microsoft.com/office/word/2010/wordprocessingDrawing" xmlns:wp="http://schemas.openxmlformats.org/drawingml/2006/wordprocessingDrawing" xmlns:w10="urn:schemas-microsoft-com:office:word" xmlns:w="http://schemas.openxmlformats.org/wordprocessingml/2006/main" xmlns:w14="http://schemas.microsoft.com/office/word/2010/wordml" xmlns:w15="http://schemas.microsoft.com/office/word/2012/wordml" xmlns:w16cex="http://schemas.microsoft.com/office/word/2018/wordml/cex" xmlns:w16cid="http://schemas.microsoft.com/office/word/2016/wordml/cid" xmlns:w16="http://schemas.microsoft.com/office/word/2018/wordml" xmlns:w16du="http://schemas.microsoft.com/office/word/2023/wordml/word16du" xmlns:w16sdtdh="http://schemas.microsoft.com/office/word/2020/wordml/sdtdatahash" xmlns:w16sdtfl="http://schemas.microsoft.com/office/word/2024/wordml/sdtformatlock" xmlns:w16se="http://schemas.microsoft.com/office/word/2015/wordml/symex" xmlns:wpg="http://schemas.microsoft.com/office/word/2010/wordprocessingGroup" xmlns:wpi="http://schemas.microsoft.com/office/word/2010/wordprocessingInk" xmlns:wne="http://schemas.microsoft.com/office/word/2006/wordml" xmlns:wps="http://schemas.microsoft.com/office/word/2010/wordprocessingShape" mc:Ignorable="w14 w15 w16se w16cid w16 w16cex w16sdtdh w16sdtfl w16du wp14">
   <w:body>
     <w:p>
       <w:r>
@@ -11,7 +11,7 @@
         <mc:AlternateContent>
           <mc:Choice Requires="wps">
             <w:drawing>
-              <wp:anchor distT="0" distB="0" distL="114300" distR="114300" simplePos="0" relativeHeight="251661312" behindDoc="0" locked="0" layoutInCell="1" allowOverlap="1" wp14:anchorId="38D8FAF8" wp14:editId="7720D2DC">
+              <wp:anchor distT="0" distB="0" distL="114300" distR="114300" simplePos="0" relativeHeight="251661312" behindDoc="0" locked="0" layoutInCell="1" allowOverlap="1" wp14:anchorId="7A4B9F06" wp14:editId="4220AB7B">
                 <wp:simplePos x="0" y="0"/>
                 <wp:positionH relativeFrom="column">
                   <wp:posOffset>285750</wp:posOffset>
@@ -142,11 +142,11 @@
           </mc:Choice>
           <mc:Fallback>
             <w:pict>
-              <v:shapetype w14:anchorId="38D8FAF8" id="_x0000_t202" coordsize="21600,21600" o:spt="202" path="m,l,21600r21600,l21600,xe">
+              <v:shapetype w14:anchorId="7A4B9F06" id="_x0000_t202" coordsize="21600,21600" o:spt="202" path="m,l,21600r21600,l21600,xe">
                 <v:stroke joinstyle="miter"/>
                 <v:path gradientshapeok="t" o:connecttype="rect"/>
               </v:shapetype>
-              <v:shape id="Text Box 2" o:spid="_x0000_s1026" type="#_x0000_t202" style="position:absolute;margin-left:22.5pt;margin-top:-22.5pt;width:416.25pt;height:122.25pt;z-index:251661312;visibility:visible;mso-wrap-style:square;mso-width-percent:0;mso-height-percent:0;mso-wrap-distance-left:9pt;mso-wrap-distance-top:0;mso-wrap-distance-right:9pt;mso-wrap-distance-bottom:0;mso-position-horizontal:absolute;mso-position-horizontal-relative:text;mso-position-vertical:absolute;mso-position-vertical-relative:text;mso-width-percent:0;mso-height-percent:0;mso-width-relative:margin;mso-height-relative:margin;v-text-anchor:top" o:gfxdata="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" fillcolor="#17365d [2415]" stroked="f">
+              <v:shape id="Text Box 2" o:spid="_x0000_s1026" type="#_x0000_t202" style="position:absolute;margin-left:22.5pt;margin-top:-22.5pt;width:416.25pt;height:122.25pt;z-index:251661312;visibility:visible;mso-wrap-style:square;mso-width-percent:0;mso-height-percent:0;mso-wrap-distance-left:9pt;mso-wrap-distance-top:0;mso-wrap-distance-right:9pt;mso-wrap-distance-bottom:0;mso-position-horizontal:absolute;mso-position-horizontal-relative:text;mso-position-vertical:absolute;mso-position-vertical-relative:text;mso-width-percent:0;mso-height-percent:0;mso-width-relative:margin;mso-height-relative:margin;v-text-anchor:top" o:gfxdata="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" fillcolor="#17365d [2415]" stroked="f">
                 <v:textbox>
                   <w:txbxContent>
                     <w:p>
@@ -233,7 +233,7 @@
         <mc:AlternateContent>
           <mc:Choice Requires="wps">
             <w:drawing>
-              <wp:anchor distT="0" distB="0" distL="114300" distR="114300" simplePos="0" relativeHeight="251659264" behindDoc="0" locked="0" layoutInCell="1" allowOverlap="1" wp14:anchorId="7231370F" wp14:editId="651A310F">
+              <wp:anchor distT="0" distB="0" distL="114300" distR="114300" simplePos="0" relativeHeight="251659264" behindDoc="0" locked="0" layoutInCell="1" allowOverlap="1" wp14:anchorId="7A5F62B9" wp14:editId="385B59A1">
                 <wp:simplePos x="0" y="0"/>
                 <wp:positionH relativeFrom="column">
                   <wp:posOffset>-971550</wp:posOffset>
@@ -486,7 +486,7 @@
           </mc:Choice>
           <mc:Fallback>
             <w:pict>
-              <v:shape w14:anchorId="12236C99" id=" 4" o:spid="_x0000_s1026" style="position:absolute;margin-left:-76.5pt;margin-top:-27pt;width:601.5pt;height:153.95pt;z-index:251659264;visibility:visible;mso-wrap-style:square;mso-width-percent:0;mso-wrap-distance-left:9pt;mso-wrap-distance-top:0;mso-wrap-distance-right:9pt;mso-wrap-distance-bottom:0;mso-position-horizontal:absolute;mso-position-horizontal-relative:text;mso-position-vertical:absolute;mso-position-vertical-relative:text;mso-width-percent:0;mso-width-relative:margin;v-text-anchor:top" coordsize="11907,3079" o:gfxdata="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" path="m11906,l,,,2912r221,18l1351,3009r826,42l2845,3071r614,7l3958,3075r468,-13l4870,3043r482,-30l5928,2965,8490,2697r814,-70l10057,2578r835,-40l11825,2511r81,-1l11906,xe" fillcolor="#17375e" stroked="f">
+              <v:shape w14:anchorId="68B14E51" id=" 4" o:spid="_x0000_s1026" style="position:absolute;margin-left:-76.5pt;margin-top:-27pt;width:601.5pt;height:153.95pt;z-index:251659264;visibility:visible;mso-wrap-style:square;mso-width-percent:0;mso-wrap-distance-left:9pt;mso-wrap-distance-top:0;mso-wrap-distance-right:9pt;mso-wrap-distance-bottom:0;mso-position-horizontal:absolute;mso-position-horizontal-relative:text;mso-position-vertical:absolute;mso-position-vertical-relative:text;mso-width-percent:0;mso-width-relative:margin;v-text-anchor:top" coordsize="11907,3079" o:gfxdata="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" path="m11906,l,,,2912r221,18l1351,3009r826,42l2845,3071r614,7l3958,3075r468,-13l4870,3043r482,-30l5928,2965,8490,2697r814,-70l10057,2578r835,-40l11825,2511r81,-1l11906,xe" fillcolor="#17375e" stroked="f">
                 <v:path arrowok="t" o:connecttype="custom" o:connectlocs="7638408,-2468245;0,-2468245;0,-619125;141785,-607695;866747,-557530;1396675,-530860;1825237,-518160;2219155,-513715;2539293,-515620;2839543,-523875;3124395,-535940;3433627,-554990;3803165,-585470;5446841,-755650;5969070,-800100;6452165,-831215;6987867,-856615;7586442,-873760;7638408,-874395;7638408,-2468245" o:connectangles="0,0,0,0,0,0,0,0,0,0,0,0,0,0,0,0,0,0,0,0"/>
               </v:shape>
             </w:pict>
@@ -520,13 +520,13 @@
           <w:lang w:val="en-IN" w:eastAsia="en-IN"/>
         </w:rPr>
         <w:drawing>
-          <wp:anchor distT="0" distB="0" distL="0" distR="0" simplePos="0" relativeHeight="251663360" behindDoc="0" locked="0" layoutInCell="1" allowOverlap="1" wp14:anchorId="3B7DA670" wp14:editId="5E66F4B9">
+          <wp:anchor distT="0" distB="0" distL="0" distR="0" simplePos="0" relativeHeight="251656704" behindDoc="0" locked="0" layoutInCell="1" allowOverlap="1" wp14:anchorId="238A4A3C" wp14:editId="7CBBA647">
             <wp:simplePos x="0" y="0"/>
             <wp:positionH relativeFrom="page">
               <wp:posOffset>2826385</wp:posOffset>
             </wp:positionH>
             <wp:positionV relativeFrom="paragraph">
-              <wp:posOffset>1193800</wp:posOffset>
+              <wp:posOffset>1224280</wp:posOffset>
             </wp:positionV>
             <wp:extent cx="1835785" cy="1835785"/>
             <wp:effectExtent l="0" t="0" r="0" b="0"/>
@@ -570,94 +570,18 @@
           <w:sz w:val="56"/>
           <w:szCs w:val="56"/>
         </w:rPr>
-        <w:t>[Topic Name-to be</w:t>
-      </w:r>
-      <w:r>
-        <w:rPr>
-          <w:b/>
-          <w:color w:val="0E233D"/>
-          <w:spacing w:val="1"/>
-          <w:sz w:val="56"/>
-          <w:szCs w:val="56"/>
-        </w:rPr>
-        <w:t xml:space="preserve"> </w:t>
-      </w:r>
-      <w:r>
+        <w:t>Smart Office Network with Inter-VLAN Routing, STP, and Access Control</w:t>
+      </w:r>
+    </w:p>
+    <w:p>
+      <w:pPr>
+        <w:jc w:val="center"/>
         <w:rPr>
           <w:b/>
           <w:color w:val="0E233D"/>
           <w:sz w:val="56"/>
           <w:szCs w:val="56"/>
         </w:rPr>
-        <w:t>filled</w:t>
-      </w:r>
-      <w:r>
-        <w:rPr>
-          <w:b/>
-          <w:color w:val="0E233D"/>
-          <w:spacing w:val="-9"/>
-          <w:sz w:val="56"/>
-          <w:szCs w:val="56"/>
-        </w:rPr>
-        <w:t xml:space="preserve"> </w:t>
-      </w:r>
-      <w:r>
-        <w:rPr>
-          <w:b/>
-          <w:color w:val="0E233D"/>
-          <w:sz w:val="56"/>
-          <w:szCs w:val="56"/>
-        </w:rPr>
-        <w:t>up</w:t>
-      </w:r>
-      <w:r>
-        <w:rPr>
-          <w:b/>
-          <w:color w:val="0E233D"/>
-          <w:spacing w:val="-4"/>
-          <w:sz w:val="56"/>
-          <w:szCs w:val="56"/>
-        </w:rPr>
-        <w:t xml:space="preserve"> </w:t>
-      </w:r>
-      <w:r>
-        <w:rPr>
-          <w:b/>
-          <w:color w:val="0E233D"/>
-          <w:sz w:val="56"/>
-          <w:szCs w:val="56"/>
-        </w:rPr>
-        <w:t>by</w:t>
-      </w:r>
-      <w:r>
-        <w:rPr>
-          <w:b/>
-          <w:color w:val="0E233D"/>
-          <w:spacing w:val="-4"/>
-          <w:sz w:val="56"/>
-          <w:szCs w:val="56"/>
-        </w:rPr>
-        <w:t xml:space="preserve"> </w:t>
-      </w:r>
-      <w:r>
-        <w:rPr>
-          <w:b/>
-          <w:color w:val="0E233D"/>
-          <w:sz w:val="56"/>
-          <w:szCs w:val="56"/>
-        </w:rPr>
-        <w:t>students]</w:t>
-      </w:r>
-    </w:p>
-    <w:p>
-      <w:pPr>
-        <w:jc w:val="center"/>
-        <w:rPr>
-          <w:b/>
-          <w:color w:val="0E233D"/>
-          <w:sz w:val="56"/>
-          <w:szCs w:val="56"/>
-        </w:rPr>
       </w:pPr>
     </w:p>
     <w:p>
@@ -698,7 +622,7 @@
     </w:p>
     <w:p>
       <w:pPr>
-        <w:jc w:val="both"/>
+        <w:jc w:val="center"/>
         <w:rPr>
           <w:sz w:val="36"/>
           <w:szCs w:val="36"/>
@@ -709,100 +633,315 @@
           <w:sz w:val="36"/>
           <w:szCs w:val="36"/>
         </w:rPr>
-        <w:t>Name1:                                                 Regd. No.:</w:t>
-      </w:r>
-    </w:p>
-    <w:p>
-      <w:pPr>
-        <w:jc w:val="both"/>
+        <w:t xml:space="preserve">Name:  </w:t>
+      </w:r>
+      <w:r>
         <w:rPr>
           <w:sz w:val="36"/>
           <w:szCs w:val="36"/>
         </w:rPr>
-      </w:pPr>
+        <w:t>Dinanath Dash</w:t>
+      </w:r>
       <w:r>
         <w:rPr>
           <w:sz w:val="36"/>
           <w:szCs w:val="36"/>
         </w:rPr>
-        <w:t>Name2</w:t>
+        <w:tab/>
       </w:r>
       <w:r>
         <w:rPr>
           <w:sz w:val="36"/>
           <w:szCs w:val="36"/>
         </w:rPr>
-        <w:t>:                                                 Regd. No.:</w:t>
-      </w:r>
-    </w:p>
-    <w:p>
-      <w:pPr>
-        <w:jc w:val="both"/>
+        <w:tab/>
+      </w:r>
+      <w:r>
         <w:rPr>
           <w:sz w:val="36"/>
           <w:szCs w:val="36"/>
         </w:rPr>
-      </w:pPr>
+        <w:tab/>
+        <w:t>Re</w:t>
+      </w:r>
       <w:r>
         <w:rPr>
           <w:sz w:val="36"/>
           <w:szCs w:val="36"/>
         </w:rPr>
-        <w:t>Name3</w:t>
+        <w:t>gd. No.</w:t>
       </w:r>
       <w:r>
         <w:rPr>
           <w:sz w:val="36"/>
           <w:szCs w:val="36"/>
         </w:rPr>
-        <w:t>:                                                 Regd. No.:</w:t>
-      </w:r>
-    </w:p>
-    <w:p>
-      <w:pPr>
-        <w:jc w:val="both"/>
+        <w:t xml:space="preserve">: </w:t>
+      </w:r>
+      <w:r>
         <w:rPr>
           <w:sz w:val="36"/>
           <w:szCs w:val="36"/>
         </w:rPr>
-      </w:pPr>
-      <w:r>
+        <w:t>2241004161</w:t>
+      </w:r>
+    </w:p>
+    <w:p>
+      <w:pPr>
+        <w:jc w:val="center"/>
         <w:rPr>
           <w:sz w:val="36"/>
           <w:szCs w:val="36"/>
         </w:rPr>
-        <w:t>Name4</w:t>
-      </w:r>
+      </w:pPr>
       <w:r>
         <w:rPr>
           <w:sz w:val="36"/>
           <w:szCs w:val="36"/>
         </w:rPr>
-        <w:t>:                                                 Regd. No.:</w:t>
-      </w:r>
-    </w:p>
-    <w:p>
-      <w:pPr>
-        <w:jc w:val="both"/>
+        <w:t>Name</w:t>
+      </w:r>
+      <w:r>
         <w:rPr>
           <w:sz w:val="36"/>
           <w:szCs w:val="36"/>
         </w:rPr>
-      </w:pPr>
+        <w:t xml:space="preserve">:  </w:t>
+      </w:r>
       <w:r>
         <w:rPr>
           <w:sz w:val="36"/>
           <w:szCs w:val="36"/>
         </w:rPr>
-        <w:t>Name5</w:t>
+        <w:t>Ashutosh Raj</w:t>
       </w:r>
       <w:r>
         <w:rPr>
           <w:sz w:val="36"/>
           <w:szCs w:val="36"/>
         </w:rPr>
-        <w:t>:                                                 Regd. No.:</w:t>
-      </w:r>
+        <w:tab/>
+      </w:r>
+      <w:r>
+        <w:rPr>
+          <w:sz w:val="36"/>
+          <w:szCs w:val="36"/>
+        </w:rPr>
+        <w:tab/>
+      </w:r>
+      <w:r>
+        <w:rPr>
+          <w:sz w:val="36"/>
+          <w:szCs w:val="36"/>
+        </w:rPr>
+        <w:tab/>
+      </w:r>
+      <w:r>
+        <w:rPr>
+          <w:sz w:val="36"/>
+          <w:szCs w:val="36"/>
+        </w:rPr>
+        <w:t>Regd. No.</w:t>
+      </w:r>
+      <w:r>
+        <w:rPr>
+          <w:sz w:val="36"/>
+          <w:szCs w:val="36"/>
+        </w:rPr>
+        <w:t xml:space="preserve">: </w:t>
+      </w:r>
+      <w:r>
+        <w:rPr>
+          <w:sz w:val="36"/>
+          <w:szCs w:val="36"/>
+        </w:rPr>
+        <w:t>2241018015</w:t>
+      </w:r>
+    </w:p>
+    <w:p>
+      <w:pPr>
+        <w:jc w:val="center"/>
+        <w:rPr>
+          <w:sz w:val="36"/>
+          <w:szCs w:val="36"/>
+        </w:rPr>
+      </w:pPr>
+      <w:r>
+        <w:rPr>
+          <w:sz w:val="36"/>
+          <w:szCs w:val="36"/>
+        </w:rPr>
+        <w:t>Name</w:t>
+      </w:r>
+      <w:r>
+        <w:rPr>
+          <w:sz w:val="36"/>
+          <w:szCs w:val="36"/>
+        </w:rPr>
+        <w:t xml:space="preserve">:  </w:t>
+      </w:r>
+      <w:proofErr w:type="spellStart"/>
+      <w:r>
+        <w:rPr>
+          <w:sz w:val="36"/>
+          <w:szCs w:val="36"/>
+        </w:rPr>
+        <w:t>Swarnabha</w:t>
+      </w:r>
+      <w:proofErr w:type="spellEnd"/>
+      <w:r>
+        <w:rPr>
+          <w:sz w:val="36"/>
+          <w:szCs w:val="36"/>
+        </w:rPr>
+        <w:t xml:space="preserve"> Roy</w:t>
+      </w:r>
+      <w:r>
+        <w:rPr>
+          <w:sz w:val="36"/>
+          <w:szCs w:val="36"/>
+        </w:rPr>
+        <w:tab/>
+      </w:r>
+      <w:r>
+        <w:rPr>
+          <w:sz w:val="36"/>
+          <w:szCs w:val="36"/>
+        </w:rPr>
+        <w:tab/>
+      </w:r>
+      <w:r>
+        <w:rPr>
+          <w:sz w:val="36"/>
+          <w:szCs w:val="36"/>
+        </w:rPr>
+        <w:tab/>
+      </w:r>
+      <w:r>
+        <w:rPr>
+          <w:sz w:val="36"/>
+          <w:szCs w:val="36"/>
+        </w:rPr>
+        <w:t>Regd. No.</w:t>
+      </w:r>
+      <w:r>
+        <w:rPr>
+          <w:sz w:val="36"/>
+          <w:szCs w:val="36"/>
+        </w:rPr>
+        <w:t xml:space="preserve">: </w:t>
+      </w:r>
+      <w:r>
+        <w:rPr>
+          <w:sz w:val="36"/>
+          <w:szCs w:val="36"/>
+        </w:rPr>
+        <w:t>2241018</w:t>
+      </w:r>
+      <w:r>
+        <w:rPr>
+          <w:sz w:val="36"/>
+          <w:szCs w:val="36"/>
+        </w:rPr>
+        <w:t>192</w:t>
+      </w:r>
+    </w:p>
+    <w:p>
+      <w:pPr>
+        <w:jc w:val="center"/>
+        <w:rPr>
+          <w:sz w:val="36"/>
+          <w:szCs w:val="36"/>
+        </w:rPr>
+      </w:pPr>
+      <w:r>
+        <w:rPr>
+          <w:sz w:val="36"/>
+          <w:szCs w:val="36"/>
+        </w:rPr>
+        <w:t>Name</w:t>
+      </w:r>
+      <w:r>
+        <w:rPr>
+          <w:sz w:val="36"/>
+          <w:szCs w:val="36"/>
+        </w:rPr>
+        <w:t xml:space="preserve">:  </w:t>
+      </w:r>
+      <w:proofErr w:type="spellStart"/>
+      <w:r>
+        <w:rPr>
+          <w:sz w:val="36"/>
+          <w:szCs w:val="36"/>
+        </w:rPr>
+        <w:t>Pikesh</w:t>
+      </w:r>
+      <w:proofErr w:type="spellEnd"/>
+      <w:r>
+        <w:rPr>
+          <w:sz w:val="36"/>
+          <w:szCs w:val="36"/>
+        </w:rPr>
+        <w:t xml:space="preserve"> Yadav</w:t>
+      </w:r>
+      <w:r>
+        <w:rPr>
+          <w:sz w:val="36"/>
+          <w:szCs w:val="36"/>
+        </w:rPr>
+        <w:tab/>
+      </w:r>
+      <w:r>
+        <w:rPr>
+          <w:sz w:val="36"/>
+          <w:szCs w:val="36"/>
+        </w:rPr>
+        <w:tab/>
+      </w:r>
+      <w:r>
+        <w:rPr>
+          <w:sz w:val="36"/>
+          <w:szCs w:val="36"/>
+        </w:rPr>
+        <w:tab/>
+      </w:r>
+      <w:r>
+        <w:rPr>
+          <w:sz w:val="36"/>
+          <w:szCs w:val="36"/>
+        </w:rPr>
+        <w:t>Regd. No.</w:t>
+      </w:r>
+      <w:r>
+        <w:rPr>
+          <w:sz w:val="36"/>
+          <w:szCs w:val="36"/>
+        </w:rPr>
+        <w:t xml:space="preserve">: </w:t>
+      </w:r>
+      <w:r>
+        <w:rPr>
+          <w:sz w:val="36"/>
+          <w:szCs w:val="36"/>
+        </w:rPr>
+        <w:t>22410</w:t>
+      </w:r>
+      <w:r>
+        <w:rPr>
+          <w:sz w:val="36"/>
+          <w:szCs w:val="36"/>
+        </w:rPr>
+        <w:t>25009</w:t>
+      </w:r>
+    </w:p>
+    <w:p>
+      <w:pPr>
+        <w:jc w:val="center"/>
+        <w:rPr>
+          <w:sz w:val="36"/>
+          <w:szCs w:val="36"/>
+        </w:rPr>
+      </w:pPr>
     </w:p>
     <w:p>
       <w:pPr>
@@ -859,7 +998,7 @@
           <w:color w:val="FF0000"/>
           <w:sz w:val="28"/>
         </w:rPr>
-        <w:t>BRANCH</w:t>
+        <w:t>CSE</w:t>
       </w:r>
       <w:r>
         <w:rPr>
@@ -871,7 +1010,6 @@
         </w:rPr>
         <w:t xml:space="preserve"> </w:t>
       </w:r>
-      <w:proofErr w:type="gramStart"/>
       <w:r>
         <w:rPr>
           <w:rFonts w:ascii="Palatino Linotype"/>
@@ -890,15 +1028,6 @@
           <w:vertAlign w:val="superscript"/>
         </w:rPr>
         <w:t>th</w:t>
-      </w:r>
-      <w:r>
-        <w:rPr>
-          <w:rFonts w:ascii="Palatino Linotype"/>
-          <w:b/>
-          <w:color w:val="000009"/>
-          <w:sz w:val="28"/>
-        </w:rPr>
-        <w:t xml:space="preserve"> </w:t>
       </w:r>
       <w:r>
         <w:rPr>
@@ -920,7 +1049,6 @@
         </w:rPr>
         <w:t>Semester</w:t>
       </w:r>
-      <w:proofErr w:type="gramEnd"/>
       <w:r>
         <w:rPr>
           <w:rFonts w:ascii="Palatino Linotype"/>
@@ -957,17 +1085,7 @@
           <w:color w:val="FF0000"/>
           <w:sz w:val="28"/>
         </w:rPr>
-        <w:t>---</w:t>
-      </w:r>
-      <w:r>
-        <w:rPr>
-          <w:rFonts w:ascii="Palatino Linotype"/>
-          <w:b/>
-          <w:color w:val="000009"/>
-          <w:spacing w:val="-2"/>
-          <w:sz w:val="28"/>
-        </w:rPr>
-        <w:t xml:space="preserve"> </w:t>
+        <w:t>26</w:t>
       </w:r>
       <w:r>
         <w:rPr>
@@ -995,13 +1113,13 @@
         <mc:AlternateContent>
           <mc:Choice Requires="wpg">
             <w:drawing>
-              <wp:anchor distT="0" distB="0" distL="114300" distR="114300" simplePos="0" relativeHeight="251665408" behindDoc="0" locked="0" layoutInCell="1" allowOverlap="1" wp14:anchorId="2FA60D45" wp14:editId="1057E1BE">
+              <wp:anchor distT="0" distB="0" distL="114300" distR="114300" simplePos="0" relativeHeight="251658752" behindDoc="0" locked="0" layoutInCell="1" allowOverlap="1" wp14:anchorId="62F5B943" wp14:editId="04AB5772">
                 <wp:simplePos x="0" y="0"/>
                 <wp:positionH relativeFrom="page">
-                  <wp:posOffset>-4758</wp:posOffset>
+                  <wp:posOffset>-3810</wp:posOffset>
                 </wp:positionH>
                 <wp:positionV relativeFrom="page">
-                  <wp:posOffset>8720455</wp:posOffset>
+                  <wp:posOffset>8719820</wp:posOffset>
                 </wp:positionV>
                 <wp:extent cx="7560945" cy="1693545"/>
                 <wp:effectExtent l="0" t="0" r="1905" b="1905"/>
@@ -1635,70 +1753,6 @@
                           <a:noAutofit/>
                         </wps:bodyPr>
                       </wps:wsp>
-                      <wps:wsp>
-                        <wps:cNvPr id="8" name=" 7"/>
-                        <wps:cNvSpPr txBox="1">
-                          <a:spLocks/>
-                        </wps:cNvSpPr>
-                        <wps:spPr bwMode="auto">
-                          <a:xfrm>
-                            <a:off x="10420" y="15490"/>
-                            <a:ext cx="69" cy="265"/>
-                          </a:xfrm>
-                          <a:prstGeom prst="rect">
-                            <a:avLst/>
-                          </a:prstGeom>
-                          <a:noFill/>
-                          <a:ln>
-                            <a:noFill/>
-                          </a:ln>
-                          <a:extLst>
-                            <a:ext uri="{909E8E84-426E-40DD-AFC4-6F175D3DCCD1}">
-                              <a14:hiddenFill xmlns:a14="http://schemas.microsoft.com/office/drawing/2010/main">
-                                <a:solidFill>
-                                  <a:srgbClr val="FFFFFF"/>
-                                </a:solidFill>
-                              </a14:hiddenFill>
-                            </a:ext>
-                            <a:ext uri="{91240B29-F687-4F45-9708-019B960494DF}">
-                              <a14:hiddenLine xmlns:a14="http://schemas.microsoft.com/office/drawing/2010/main" w="9525">
-                                <a:solidFill>
-                                  <a:srgbClr val="000000"/>
-                                </a:solidFill>
-                                <a:miter lim="800000"/>
-                                <a:headEnd/>
-                                <a:tailEnd/>
-                              </a14:hiddenLine>
-                            </a:ext>
-                          </a:extLst>
-                        </wps:spPr>
-                        <wps:txbx>
-                          <w:txbxContent>
-                            <w:p>
-                              <w:pPr>
-                                <w:spacing w:line="265" w:lineRule="exact"/>
-                                <w:rPr>
-                                  <w:rFonts w:ascii="Leelawadee UI"/>
-                                  <w:sz w:val="20"/>
-                                </w:rPr>
-                              </w:pPr>
-                              <w:proofErr w:type="gramStart"/>
-                              <w:r>
-                                <w:rPr>
-                                  <w:rFonts w:ascii="Leelawadee UI"/>
-                                  <w:w w:val="99"/>
-                                  <w:sz w:val="20"/>
-                                </w:rPr>
-                                <w:t>i</w:t>
-                              </w:r>
-                              <w:proofErr w:type="gramEnd"/>
-                            </w:p>
-                          </w:txbxContent>
-                        </wps:txbx>
-                        <wps:bodyPr rot="0" vert="horz" wrap="square" lIns="0" tIns="0" rIns="0" bIns="0" anchor="t" anchorCtr="0" upright="1">
-                          <a:noAutofit/>
-                        </wps:bodyPr>
-                      </wps:wsp>
                     </wpg:wgp>
                   </a:graphicData>
                 </a:graphic>
@@ -1713,11 +1767,11 @@
           </mc:Choice>
           <mc:Fallback>
             <w:pict>
-              <v:group w14:anchorId="2FA60D45" id=" 5" o:spid="_x0000_s1027" style="position:absolute;left:0;text-align:left;margin-left:-.35pt;margin-top:686.65pt;width:595.35pt;height:133.35pt;z-index:251665408;mso-position-horizontal-relative:page;mso-position-vertical-relative:page" coordorigin=",14172" coordsize="11907,2667" o:gfxdata="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">
-                <v:shape id=" 9" o:spid="_x0000_s1028" style="position:absolute;top:14172;width:11907;height:2667;visibility:visible;mso-wrap-style:square;v-text-anchor:top" coordsize="11907,2667" o:gfxdata="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" path="m3309,l3163,1,2706,8,2218,24,1606,55,841,108,,182,,2666r11906,l11906,630r-864,-14l10312,591,9647,556,9038,513,8410,457,7586,366,5833,149,5330,96,4926,62,4566,37,4191,18,3797,6,3381,r-72,xe" fillcolor="#17375e" stroked="f">
+              <v:group w14:anchorId="62F5B943" id=" 5" o:spid="_x0000_s1027" style="position:absolute;left:0;text-align:left;margin-left:-.3pt;margin-top:686.6pt;width:595.35pt;height:133.35pt;z-index:251658752;mso-position-horizontal-relative:page;mso-position-vertical-relative:page" coordorigin=",14172" coordsize="11907,2667" o:gfxdata="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">
+                <v:shape id=" 9" o:spid="_x0000_s1028" style="position:absolute;top:14172;width:11907;height:2667;visibility:visible;mso-wrap-style:square;v-text-anchor:top" coordsize="11907,2667" o:gfxdata="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" path="m3309,l3163,1,2706,8,2218,24,1606,55,841,108,,182,,2666r11906,l11906,630r-864,-14l10312,591,9647,556,9038,513,8410,457,7586,366,5833,149,5330,96,4926,62,4566,37,4191,18,3797,6,3381,r-72,xe" fillcolor="#17375e" stroked="f">
                   <v:path arrowok="t" o:connecttype="custom" o:connectlocs="3309,14172;3163,14173;2706,14180;2218,14196;1606,14227;841,14280;0,14354;0,16838;11906,16838;11906,14802;11042,14788;10312,14763;9647,14728;9038,14685;8410,14629;7586,14538;5833,14321;5330,14268;4926,14234;4566,14209;4191,14190;3797,14178;3381,14172;3309,14172" o:connectangles="0,0,0,0,0,0,0,0,0,0,0,0,0,0,0,0,0,0,0,0,0,0,0,0"/>
                 </v:shape>
-                <v:shape id=" 8" o:spid="_x0000_s1029" type="#_x0000_t202" style="position:absolute;left:1315;top:14888;width:8960;height:1779;visibility:visible;mso-wrap-style:square;v-text-anchor:top" o:gfxdata="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" filled="f" stroked="f">
+                <v:shape id=" 8" o:spid="_x0000_s1029" type="#_x0000_t202" style="position:absolute;left:1315;top:14888;width:8960;height:1779;visibility:visible;mso-wrap-style:square;v-text-anchor:top" o:gfxdata="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" filled="f" stroked="f">
                   <v:path arrowok="t"/>
                   <v:textbox inset="0,0,0,0">
                     <w:txbxContent>
@@ -2027,32 +2081,6 @@
                     </w:txbxContent>
                   </v:textbox>
                 </v:shape>
-                <v:shape id=" 7" o:spid="_x0000_s1030" type="#_x0000_t202" style="position:absolute;left:10420;top:15490;width:69;height:265;visibility:visible;mso-wrap-style:square;v-text-anchor:top" o:gfxdata="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" filled="f" stroked="f">
-                  <v:path arrowok="t"/>
-                  <v:textbox inset="0,0,0,0">
-                    <w:txbxContent>
-                      <w:p>
-                        <w:pPr>
-                          <w:spacing w:line="265" w:lineRule="exact"/>
-                          <w:rPr>
-                            <w:rFonts w:ascii="Leelawadee UI"/>
-                            <w:sz w:val="20"/>
-                          </w:rPr>
-                        </w:pPr>
-                        <w:proofErr w:type="gramStart"/>
-                        <w:r>
-                          <w:rPr>
-                            <w:rFonts w:ascii="Leelawadee UI"/>
-                            <w:w w:val="99"/>
-                            <w:sz w:val="20"/>
-                          </w:rPr>
-                          <w:t>i</w:t>
-                        </w:r>
-                        <w:proofErr w:type="gramEnd"/>
-                      </w:p>
-                    </w:txbxContent>
-                  </v:textbox>
-                </v:shape>
                 <w10:wrap anchorx="page" anchory="page"/>
               </v:group>
             </w:pict>
@@ -2146,13 +2174,278 @@
           <w:sz w:val="24"/>
           <w:szCs w:val="24"/>
         </w:rPr>
-        <w:t>(Write your</w:t>
+        <w:t>CSE</w:t>
       </w:r>
       <w:r>
         <w:rPr>
           <w:rFonts w:ascii="Times New Roman" w:hAnsi="Times New Roman" w:cs="Times New Roman"/>
           <w:b/>
           <w:color w:val="000009"/>
+          <w:sz w:val="24"/>
+          <w:szCs w:val="24"/>
+        </w:rPr>
+        <w:t xml:space="preserve"> </w:t>
+      </w:r>
+      <w:r>
+        <w:rPr>
+          <w:rFonts w:ascii="Times New Roman" w:hAnsi="Times New Roman" w:cs="Times New Roman"/>
+          <w:color w:val="000009"/>
+          <w:sz w:val="24"/>
+          <w:szCs w:val="24"/>
+        </w:rPr>
+        <w:t>Department hereby declare that we</w:t>
+      </w:r>
+      <w:r>
+        <w:rPr>
+          <w:rFonts w:ascii="Times New Roman" w:hAnsi="Times New Roman" w:cs="Times New Roman"/>
+          <w:color w:val="000009"/>
+          <w:spacing w:val="1"/>
+          <w:sz w:val="24"/>
+          <w:szCs w:val="24"/>
+        </w:rPr>
+        <w:t xml:space="preserve"> </w:t>
+      </w:r>
+      <w:r>
+        <w:rPr>
+          <w:rFonts w:ascii="Times New Roman" w:hAnsi="Times New Roman" w:cs="Times New Roman"/>
+          <w:color w:val="000009"/>
+          <w:sz w:val="24"/>
+          <w:szCs w:val="24"/>
+        </w:rPr>
+        <w:t>own</w:t>
+      </w:r>
+      <w:r>
+        <w:rPr>
+          <w:rFonts w:ascii="Times New Roman" w:hAnsi="Times New Roman" w:cs="Times New Roman"/>
+          <w:color w:val="000009"/>
+          <w:spacing w:val="1"/>
+          <w:sz w:val="24"/>
+          <w:szCs w:val="24"/>
+        </w:rPr>
+        <w:t xml:space="preserve"> </w:t>
+      </w:r>
+      <w:r>
+        <w:rPr>
+          <w:rFonts w:ascii="Times New Roman" w:hAnsi="Times New Roman" w:cs="Times New Roman"/>
+          <w:color w:val="000009"/>
+          <w:sz w:val="24"/>
+          <w:szCs w:val="24"/>
+        </w:rPr>
+        <w:t>the</w:t>
+      </w:r>
+      <w:r>
+        <w:rPr>
+          <w:rFonts w:ascii="Times New Roman" w:hAnsi="Times New Roman" w:cs="Times New Roman"/>
+          <w:color w:val="000009"/>
+          <w:spacing w:val="1"/>
+          <w:sz w:val="24"/>
+          <w:szCs w:val="24"/>
+        </w:rPr>
+        <w:t xml:space="preserve"> </w:t>
+      </w:r>
+      <w:r>
+        <w:rPr>
+          <w:rFonts w:ascii="Times New Roman" w:hAnsi="Times New Roman" w:cs="Times New Roman"/>
+          <w:color w:val="000009"/>
+          <w:sz w:val="24"/>
+          <w:szCs w:val="24"/>
+        </w:rPr>
+        <w:t>full</w:t>
+      </w:r>
+      <w:r>
+        <w:rPr>
+          <w:rFonts w:ascii="Times New Roman" w:hAnsi="Times New Roman" w:cs="Times New Roman"/>
+          <w:color w:val="000009"/>
+          <w:spacing w:val="1"/>
+          <w:sz w:val="24"/>
+          <w:szCs w:val="24"/>
+        </w:rPr>
+        <w:t xml:space="preserve"> </w:t>
+      </w:r>
+      <w:r>
+        <w:rPr>
+          <w:rFonts w:ascii="Times New Roman" w:hAnsi="Times New Roman" w:cs="Times New Roman"/>
+          <w:color w:val="000009"/>
+          <w:sz w:val="24"/>
+          <w:szCs w:val="24"/>
+        </w:rPr>
+        <w:t>responsibility</w:t>
+      </w:r>
+      <w:r>
+        <w:rPr>
+          <w:rFonts w:ascii="Times New Roman" w:hAnsi="Times New Roman" w:cs="Times New Roman"/>
+          <w:color w:val="000009"/>
+          <w:spacing w:val="1"/>
+          <w:sz w:val="24"/>
+          <w:szCs w:val="24"/>
+        </w:rPr>
+        <w:t xml:space="preserve"> </w:t>
+      </w:r>
+      <w:r>
+        <w:rPr>
+          <w:rFonts w:ascii="Times New Roman" w:hAnsi="Times New Roman" w:cs="Times New Roman"/>
+          <w:color w:val="000009"/>
+          <w:sz w:val="24"/>
+          <w:szCs w:val="24"/>
+        </w:rPr>
+        <w:t>for</w:t>
+      </w:r>
+      <w:r>
+        <w:rPr>
+          <w:rFonts w:ascii="Times New Roman" w:hAnsi="Times New Roman" w:cs="Times New Roman"/>
+          <w:color w:val="000009"/>
+          <w:spacing w:val="1"/>
+          <w:sz w:val="24"/>
+          <w:szCs w:val="24"/>
+        </w:rPr>
+        <w:t xml:space="preserve"> </w:t>
+      </w:r>
+      <w:r>
+        <w:rPr>
+          <w:rFonts w:ascii="Times New Roman" w:hAnsi="Times New Roman" w:cs="Times New Roman"/>
+          <w:color w:val="000009"/>
+          <w:sz w:val="24"/>
+          <w:szCs w:val="24"/>
+        </w:rPr>
+        <w:t>the</w:t>
+      </w:r>
+      <w:r>
+        <w:rPr>
+          <w:rFonts w:ascii="Times New Roman" w:hAnsi="Times New Roman" w:cs="Times New Roman"/>
+          <w:color w:val="000009"/>
+          <w:spacing w:val="1"/>
+          <w:sz w:val="24"/>
+          <w:szCs w:val="24"/>
+        </w:rPr>
+        <w:t xml:space="preserve"> </w:t>
+      </w:r>
+      <w:r>
+        <w:rPr>
+          <w:rFonts w:ascii="Times New Roman" w:hAnsi="Times New Roman" w:cs="Times New Roman"/>
+          <w:color w:val="000009"/>
+          <w:sz w:val="24"/>
+          <w:szCs w:val="24"/>
+        </w:rPr>
+        <w:t>information,</w:t>
+      </w:r>
+      <w:r>
+        <w:rPr>
+          <w:rFonts w:ascii="Times New Roman" w:hAnsi="Times New Roman" w:cs="Times New Roman"/>
+          <w:color w:val="000009"/>
+          <w:spacing w:val="1"/>
+          <w:sz w:val="24"/>
+          <w:szCs w:val="24"/>
+        </w:rPr>
+        <w:t xml:space="preserve"> </w:t>
+      </w:r>
+      <w:r>
+        <w:rPr>
+          <w:rFonts w:ascii="Times New Roman" w:hAnsi="Times New Roman" w:cs="Times New Roman"/>
+          <w:color w:val="000009"/>
+          <w:sz w:val="24"/>
+          <w:szCs w:val="24"/>
+        </w:rPr>
+        <w:t>results</w:t>
+      </w:r>
+      <w:r>
+        <w:rPr>
+          <w:rFonts w:ascii="Times New Roman" w:hAnsi="Times New Roman" w:cs="Times New Roman"/>
+          <w:color w:val="000009"/>
+          <w:spacing w:val="1"/>
+          <w:sz w:val="24"/>
+          <w:szCs w:val="24"/>
+        </w:rPr>
+        <w:t xml:space="preserve"> </w:t>
+      </w:r>
+      <w:r>
+        <w:rPr>
+          <w:rFonts w:ascii="Times New Roman" w:hAnsi="Times New Roman" w:cs="Times New Roman"/>
+          <w:color w:val="000009"/>
+          <w:sz w:val="24"/>
+          <w:szCs w:val="24"/>
+        </w:rPr>
+        <w:t>etc.</w:t>
+      </w:r>
+      <w:r>
+        <w:rPr>
+          <w:rFonts w:ascii="Times New Roman" w:hAnsi="Times New Roman" w:cs="Times New Roman"/>
+          <w:color w:val="000009"/>
+          <w:spacing w:val="1"/>
+          <w:sz w:val="24"/>
+          <w:szCs w:val="24"/>
+        </w:rPr>
+        <w:t xml:space="preserve"> </w:t>
+      </w:r>
+      <w:r>
+        <w:rPr>
+          <w:rFonts w:ascii="Times New Roman" w:hAnsi="Times New Roman" w:cs="Times New Roman"/>
+          <w:color w:val="000009"/>
+          <w:sz w:val="24"/>
+          <w:szCs w:val="24"/>
+        </w:rPr>
+        <w:t>provided</w:t>
+      </w:r>
+      <w:r>
+        <w:rPr>
+          <w:rFonts w:ascii="Times New Roman" w:hAnsi="Times New Roman" w:cs="Times New Roman"/>
+          <w:color w:val="000009"/>
+          <w:spacing w:val="1"/>
+          <w:sz w:val="24"/>
+          <w:szCs w:val="24"/>
+        </w:rPr>
+        <w:t xml:space="preserve"> </w:t>
+      </w:r>
+      <w:r>
+        <w:rPr>
+          <w:rFonts w:ascii="Times New Roman" w:hAnsi="Times New Roman" w:cs="Times New Roman"/>
+          <w:color w:val="000009"/>
+          <w:sz w:val="24"/>
+          <w:szCs w:val="24"/>
+        </w:rPr>
+        <w:t>in</w:t>
+      </w:r>
+      <w:r>
+        <w:rPr>
+          <w:rFonts w:ascii="Times New Roman" w:hAnsi="Times New Roman" w:cs="Times New Roman"/>
+          <w:color w:val="000009"/>
+          <w:spacing w:val="1"/>
+          <w:sz w:val="24"/>
+          <w:szCs w:val="24"/>
+        </w:rPr>
+        <w:t xml:space="preserve"> </w:t>
+      </w:r>
+      <w:r>
+        <w:rPr>
+          <w:rFonts w:ascii="Times New Roman" w:hAnsi="Times New Roman" w:cs="Times New Roman"/>
+          <w:color w:val="000009"/>
+          <w:sz w:val="24"/>
+          <w:szCs w:val="24"/>
+        </w:rPr>
+        <w:t>this</w:t>
+      </w:r>
+      <w:r>
+        <w:rPr>
+          <w:rFonts w:ascii="Times New Roman" w:hAnsi="Times New Roman" w:cs="Times New Roman"/>
+          <w:color w:val="000009"/>
+          <w:spacing w:val="1"/>
+          <w:sz w:val="24"/>
+          <w:szCs w:val="24"/>
+        </w:rPr>
+        <w:t xml:space="preserve"> </w:t>
+      </w:r>
+      <w:r>
+        <w:rPr>
+          <w:rFonts w:ascii="Times New Roman" w:hAnsi="Times New Roman" w:cs="Times New Roman"/>
+          <w:color w:val="000009"/>
+          <w:sz w:val="24"/>
+          <w:szCs w:val="24"/>
+        </w:rPr>
+        <w:t>PROJECT</w:t>
+      </w:r>
+      <w:r>
+        <w:rPr>
+          <w:rFonts w:ascii="Times New Roman" w:hAnsi="Times New Roman" w:cs="Times New Roman"/>
+          <w:color w:val="000009"/>
           <w:spacing w:val="49"/>
           <w:sz w:val="24"/>
           <w:szCs w:val="24"/>
@@ -2162,287 +2455,30 @@
       <w:r>
         <w:rPr>
           <w:rFonts w:ascii="Times New Roman" w:hAnsi="Times New Roman" w:cs="Times New Roman"/>
+          <w:color w:val="000009"/>
+          <w:sz w:val="24"/>
+          <w:szCs w:val="24"/>
+        </w:rPr>
+        <w:t>titled “</w:t>
+      </w:r>
+      <w:r>
+        <w:rPr>
+          <w:rFonts w:ascii="Times New Roman" w:hAnsi="Times New Roman" w:cs="Times New Roman"/>
           <w:b/>
           <w:color w:val="000009"/>
           <w:sz w:val="24"/>
           <w:szCs w:val="24"/>
         </w:rPr>
-        <w:t xml:space="preserve">Branch) </w:t>
-      </w:r>
-      <w:r>
-        <w:rPr>
-          <w:rFonts w:ascii="Times New Roman" w:hAnsi="Times New Roman" w:cs="Times New Roman"/>
-          <w:color w:val="000009"/>
-          <w:sz w:val="24"/>
-          <w:szCs w:val="24"/>
-        </w:rPr>
-        <w:t>Department hereby declare that we</w:t>
-      </w:r>
-      <w:r>
-        <w:rPr>
-          <w:rFonts w:ascii="Times New Roman" w:hAnsi="Times New Roman" w:cs="Times New Roman"/>
-          <w:color w:val="000009"/>
-          <w:spacing w:val="1"/>
-          <w:sz w:val="24"/>
-          <w:szCs w:val="24"/>
-        </w:rPr>
-        <w:t xml:space="preserve"> </w:t>
-      </w:r>
-      <w:r>
-        <w:rPr>
-          <w:rFonts w:ascii="Times New Roman" w:hAnsi="Times New Roman" w:cs="Times New Roman"/>
-          <w:color w:val="000009"/>
-          <w:sz w:val="24"/>
-          <w:szCs w:val="24"/>
-        </w:rPr>
-        <w:t>own</w:t>
-      </w:r>
-      <w:r>
-        <w:rPr>
-          <w:rFonts w:ascii="Times New Roman" w:hAnsi="Times New Roman" w:cs="Times New Roman"/>
-          <w:color w:val="000009"/>
-          <w:spacing w:val="1"/>
-          <w:sz w:val="24"/>
-          <w:szCs w:val="24"/>
-        </w:rPr>
-        <w:t xml:space="preserve"> </w:t>
-      </w:r>
-      <w:r>
-        <w:rPr>
-          <w:rFonts w:ascii="Times New Roman" w:hAnsi="Times New Roman" w:cs="Times New Roman"/>
-          <w:color w:val="000009"/>
-          <w:sz w:val="24"/>
-          <w:szCs w:val="24"/>
-        </w:rPr>
-        <w:t>the</w:t>
-      </w:r>
-      <w:r>
-        <w:rPr>
-          <w:rFonts w:ascii="Times New Roman" w:hAnsi="Times New Roman" w:cs="Times New Roman"/>
-          <w:color w:val="000009"/>
-          <w:spacing w:val="1"/>
-          <w:sz w:val="24"/>
-          <w:szCs w:val="24"/>
-        </w:rPr>
-        <w:t xml:space="preserve"> </w:t>
-      </w:r>
-      <w:r>
-        <w:rPr>
-          <w:rFonts w:ascii="Times New Roman" w:hAnsi="Times New Roman" w:cs="Times New Roman"/>
-          <w:color w:val="000009"/>
-          <w:sz w:val="24"/>
-          <w:szCs w:val="24"/>
-        </w:rPr>
-        <w:t>full</w:t>
-      </w:r>
-      <w:r>
-        <w:rPr>
-          <w:rFonts w:ascii="Times New Roman" w:hAnsi="Times New Roman" w:cs="Times New Roman"/>
-          <w:color w:val="000009"/>
-          <w:spacing w:val="1"/>
-          <w:sz w:val="24"/>
-          <w:szCs w:val="24"/>
-        </w:rPr>
-        <w:t xml:space="preserve"> </w:t>
-      </w:r>
-      <w:r>
-        <w:rPr>
-          <w:rFonts w:ascii="Times New Roman" w:hAnsi="Times New Roman" w:cs="Times New Roman"/>
-          <w:color w:val="000009"/>
-          <w:sz w:val="24"/>
-          <w:szCs w:val="24"/>
-        </w:rPr>
-        <w:t>responsibility</w:t>
-      </w:r>
-      <w:r>
-        <w:rPr>
-          <w:rFonts w:ascii="Times New Roman" w:hAnsi="Times New Roman" w:cs="Times New Roman"/>
-          <w:color w:val="000009"/>
-          <w:spacing w:val="1"/>
-          <w:sz w:val="24"/>
-          <w:szCs w:val="24"/>
-        </w:rPr>
-        <w:t xml:space="preserve"> </w:t>
-      </w:r>
-      <w:r>
-        <w:rPr>
-          <w:rFonts w:ascii="Times New Roman" w:hAnsi="Times New Roman" w:cs="Times New Roman"/>
-          <w:color w:val="000009"/>
-          <w:sz w:val="24"/>
-          <w:szCs w:val="24"/>
-        </w:rPr>
-        <w:t>for</w:t>
-      </w:r>
-      <w:r>
-        <w:rPr>
-          <w:rFonts w:ascii="Times New Roman" w:hAnsi="Times New Roman" w:cs="Times New Roman"/>
-          <w:color w:val="000009"/>
-          <w:spacing w:val="1"/>
-          <w:sz w:val="24"/>
-          <w:szCs w:val="24"/>
-        </w:rPr>
-        <w:t xml:space="preserve"> </w:t>
-      </w:r>
-      <w:r>
-        <w:rPr>
-          <w:rFonts w:ascii="Times New Roman" w:hAnsi="Times New Roman" w:cs="Times New Roman"/>
-          <w:color w:val="000009"/>
-          <w:sz w:val="24"/>
-          <w:szCs w:val="24"/>
-        </w:rPr>
-        <w:t>the</w:t>
-      </w:r>
-      <w:r>
-        <w:rPr>
-          <w:rFonts w:ascii="Times New Roman" w:hAnsi="Times New Roman" w:cs="Times New Roman"/>
-          <w:color w:val="000009"/>
-          <w:spacing w:val="1"/>
-          <w:sz w:val="24"/>
-          <w:szCs w:val="24"/>
-        </w:rPr>
-        <w:t xml:space="preserve"> </w:t>
-      </w:r>
-      <w:r>
-        <w:rPr>
-          <w:rFonts w:ascii="Times New Roman" w:hAnsi="Times New Roman" w:cs="Times New Roman"/>
-          <w:color w:val="000009"/>
-          <w:sz w:val="24"/>
-          <w:szCs w:val="24"/>
-        </w:rPr>
-        <w:t>information,</w:t>
-      </w:r>
-      <w:r>
-        <w:rPr>
-          <w:rFonts w:ascii="Times New Roman" w:hAnsi="Times New Roman" w:cs="Times New Roman"/>
-          <w:color w:val="000009"/>
-          <w:spacing w:val="1"/>
-          <w:sz w:val="24"/>
-          <w:szCs w:val="24"/>
-        </w:rPr>
-        <w:t xml:space="preserve"> </w:t>
-      </w:r>
-      <w:r>
-        <w:rPr>
-          <w:rFonts w:ascii="Times New Roman" w:hAnsi="Times New Roman" w:cs="Times New Roman"/>
-          <w:color w:val="000009"/>
-          <w:sz w:val="24"/>
-          <w:szCs w:val="24"/>
-        </w:rPr>
-        <w:t>results</w:t>
-      </w:r>
-      <w:r>
-        <w:rPr>
-          <w:rFonts w:ascii="Times New Roman" w:hAnsi="Times New Roman" w:cs="Times New Roman"/>
-          <w:color w:val="000009"/>
-          <w:spacing w:val="1"/>
-          <w:sz w:val="24"/>
-          <w:szCs w:val="24"/>
-        </w:rPr>
-        <w:t xml:space="preserve"> </w:t>
-      </w:r>
-      <w:r>
-        <w:rPr>
-          <w:rFonts w:ascii="Times New Roman" w:hAnsi="Times New Roman" w:cs="Times New Roman"/>
-          <w:color w:val="000009"/>
-          <w:sz w:val="24"/>
-          <w:szCs w:val="24"/>
-        </w:rPr>
-        <w:t>etc.</w:t>
-      </w:r>
-      <w:r>
-        <w:rPr>
-          <w:rFonts w:ascii="Times New Roman" w:hAnsi="Times New Roman" w:cs="Times New Roman"/>
-          <w:color w:val="000009"/>
-          <w:spacing w:val="1"/>
-          <w:sz w:val="24"/>
-          <w:szCs w:val="24"/>
-        </w:rPr>
-        <w:t xml:space="preserve"> </w:t>
-      </w:r>
-      <w:r>
-        <w:rPr>
-          <w:rFonts w:ascii="Times New Roman" w:hAnsi="Times New Roman" w:cs="Times New Roman"/>
-          <w:color w:val="000009"/>
-          <w:sz w:val="24"/>
-          <w:szCs w:val="24"/>
-        </w:rPr>
-        <w:t>provided</w:t>
-      </w:r>
-      <w:r>
-        <w:rPr>
-          <w:rFonts w:ascii="Times New Roman" w:hAnsi="Times New Roman" w:cs="Times New Roman"/>
-          <w:color w:val="000009"/>
-          <w:spacing w:val="1"/>
-          <w:sz w:val="24"/>
-          <w:szCs w:val="24"/>
-        </w:rPr>
-        <w:t xml:space="preserve"> </w:t>
-      </w:r>
-      <w:r>
-        <w:rPr>
-          <w:rFonts w:ascii="Times New Roman" w:hAnsi="Times New Roman" w:cs="Times New Roman"/>
-          <w:color w:val="000009"/>
-          <w:sz w:val="24"/>
-          <w:szCs w:val="24"/>
-        </w:rPr>
-        <w:t>in</w:t>
-      </w:r>
-      <w:r>
-        <w:rPr>
-          <w:rFonts w:ascii="Times New Roman" w:hAnsi="Times New Roman" w:cs="Times New Roman"/>
-          <w:color w:val="000009"/>
-          <w:spacing w:val="1"/>
-          <w:sz w:val="24"/>
-          <w:szCs w:val="24"/>
-        </w:rPr>
-        <w:t xml:space="preserve"> </w:t>
-      </w:r>
-      <w:r>
-        <w:rPr>
-          <w:rFonts w:ascii="Times New Roman" w:hAnsi="Times New Roman" w:cs="Times New Roman"/>
-          <w:color w:val="000009"/>
-          <w:sz w:val="24"/>
-          <w:szCs w:val="24"/>
-        </w:rPr>
-        <w:t>this</w:t>
-      </w:r>
-      <w:r>
-        <w:rPr>
-          <w:rFonts w:ascii="Times New Roman" w:hAnsi="Times New Roman" w:cs="Times New Roman"/>
-          <w:color w:val="000009"/>
-          <w:spacing w:val="1"/>
-          <w:sz w:val="24"/>
-          <w:szCs w:val="24"/>
-        </w:rPr>
-        <w:t xml:space="preserve"> </w:t>
-      </w:r>
-      <w:r>
-        <w:rPr>
-          <w:rFonts w:ascii="Times New Roman" w:hAnsi="Times New Roman" w:cs="Times New Roman"/>
-          <w:color w:val="000009"/>
-          <w:sz w:val="24"/>
-          <w:szCs w:val="24"/>
-        </w:rPr>
-        <w:t>PROJECT</w:t>
-      </w:r>
-      <w:r>
-        <w:rPr>
-          <w:rFonts w:ascii="Times New Roman" w:hAnsi="Times New Roman" w:cs="Times New Roman"/>
-          <w:color w:val="000009"/>
-          <w:spacing w:val="49"/>
-          <w:sz w:val="24"/>
-          <w:szCs w:val="24"/>
-        </w:rPr>
-        <w:t xml:space="preserve"> </w:t>
-      </w:r>
-      <w:r>
-        <w:rPr>
-          <w:rFonts w:ascii="Times New Roman" w:hAnsi="Times New Roman" w:cs="Times New Roman"/>
-          <w:color w:val="000009"/>
-          <w:sz w:val="24"/>
-          <w:szCs w:val="24"/>
-        </w:rPr>
-        <w:t>titled “</w:t>
+        <w:t>Smart Office Network with Inter-VLAN Routing, STP, and Access Control</w:t>
+      </w:r>
+      <w:r>
+        <w:rPr>
+          <w:rFonts w:ascii="Times New Roman" w:hAnsi="Times New Roman" w:cs="Times New Roman"/>
+          <w:color w:val="000009"/>
+          <w:sz w:val="24"/>
+          <w:szCs w:val="24"/>
+        </w:rPr>
+        <w:t xml:space="preserve">” submitted to </w:t>
       </w:r>
       <w:r>
         <w:rPr>
@@ -2452,38 +2488,7 @@
           <w:sz w:val="24"/>
           <w:szCs w:val="24"/>
         </w:rPr>
-        <w:t>(TOPIC NAME)</w:t>
-      </w:r>
-      <w:r>
-        <w:rPr>
-          <w:rFonts w:ascii="Times New Roman" w:hAnsi="Times New Roman" w:cs="Times New Roman"/>
-          <w:color w:val="000009"/>
-          <w:sz w:val="24"/>
-          <w:szCs w:val="24"/>
-        </w:rPr>
-        <w:t xml:space="preserve">” submitted to </w:t>
-      </w:r>
-      <w:proofErr w:type="spellStart"/>
-      <w:r>
-        <w:rPr>
-          <w:rFonts w:ascii="Times New Roman" w:hAnsi="Times New Roman" w:cs="Times New Roman"/>
-          <w:b/>
-          <w:color w:val="000009"/>
-          <w:sz w:val="24"/>
-          <w:szCs w:val="24"/>
-        </w:rPr>
-        <w:t>Siksha</w:t>
-      </w:r>
-      <w:proofErr w:type="spellEnd"/>
-      <w:r>
-        <w:rPr>
-          <w:rFonts w:ascii="Times New Roman" w:hAnsi="Times New Roman" w:cs="Times New Roman"/>
-          <w:b/>
-          <w:color w:val="000009"/>
-          <w:sz w:val="24"/>
-          <w:szCs w:val="24"/>
-        </w:rPr>
-        <w:t xml:space="preserve"> ‘O’ </w:t>
+        <w:t xml:space="preserve">Siksha ‘O’ </w:t>
       </w:r>
       <w:proofErr w:type="spellStart"/>
       <w:r>
@@ -3094,272 +3099,6 @@
     </w:p>
     <w:p>
       <w:pPr>
-        <w:jc w:val="both"/>
-        <w:rPr>
-          <w:rFonts w:ascii="Times New Roman" w:hAnsi="Times New Roman" w:cs="Times New Roman"/>
-          <w:sz w:val="24"/>
-          <w:szCs w:val="24"/>
-        </w:rPr>
-      </w:pPr>
-      <w:r>
-        <w:rPr>
-          <w:rFonts w:ascii="Times New Roman" w:hAnsi="Times New Roman" w:cs="Times New Roman"/>
-          <w:sz w:val="24"/>
-          <w:szCs w:val="24"/>
-        </w:rPr>
-        <w:t>Name1:                                                 Regd. No.:</w:t>
-      </w:r>
-    </w:p>
-    <w:p>
-      <w:pPr>
-        <w:jc w:val="both"/>
-        <w:rPr>
-          <w:rFonts w:ascii="Times New Roman" w:hAnsi="Times New Roman" w:cs="Times New Roman"/>
-          <w:sz w:val="24"/>
-          <w:szCs w:val="24"/>
-        </w:rPr>
-      </w:pPr>
-    </w:p>
-    <w:p>
-      <w:pPr>
-        <w:jc w:val="both"/>
-        <w:rPr>
-          <w:rFonts w:ascii="Times New Roman" w:hAnsi="Times New Roman" w:cs="Times New Roman"/>
-          <w:sz w:val="24"/>
-          <w:szCs w:val="24"/>
-        </w:rPr>
-      </w:pPr>
-    </w:p>
-    <w:p>
-      <w:pPr>
-        <w:jc w:val="both"/>
-        <w:rPr>
-          <w:rFonts w:ascii="Times New Roman" w:hAnsi="Times New Roman" w:cs="Times New Roman"/>
-          <w:sz w:val="24"/>
-          <w:szCs w:val="24"/>
-        </w:rPr>
-      </w:pPr>
-      <w:r>
-        <w:rPr>
-          <w:rFonts w:ascii="Times New Roman" w:hAnsi="Times New Roman" w:cs="Times New Roman"/>
-          <w:sz w:val="24"/>
-          <w:szCs w:val="24"/>
-        </w:rPr>
-        <w:t>Name2:                                                 Regd. No.:</w:t>
-      </w:r>
-    </w:p>
-    <w:p>
-      <w:pPr>
-        <w:jc w:val="both"/>
-        <w:rPr>
-          <w:rFonts w:ascii="Times New Roman" w:hAnsi="Times New Roman" w:cs="Times New Roman"/>
-          <w:sz w:val="24"/>
-          <w:szCs w:val="24"/>
-        </w:rPr>
-      </w:pPr>
-    </w:p>
-    <w:p>
-      <w:pPr>
-        <w:jc w:val="both"/>
-        <w:rPr>
-          <w:rFonts w:ascii="Times New Roman" w:hAnsi="Times New Roman" w:cs="Times New Roman"/>
-          <w:sz w:val="24"/>
-          <w:szCs w:val="24"/>
-        </w:rPr>
-      </w:pPr>
-    </w:p>
-    <w:p>
-      <w:pPr>
-        <w:jc w:val="both"/>
-        <w:rPr>
-          <w:rFonts w:ascii="Times New Roman" w:hAnsi="Times New Roman" w:cs="Times New Roman"/>
-          <w:sz w:val="24"/>
-          <w:szCs w:val="24"/>
-        </w:rPr>
-      </w:pPr>
-      <w:r>
-        <w:rPr>
-          <w:rFonts w:ascii="Times New Roman" w:hAnsi="Times New Roman" w:cs="Times New Roman"/>
-          <w:sz w:val="24"/>
-          <w:szCs w:val="24"/>
-        </w:rPr>
-        <w:t>Name3:                                                 Regd. No.:</w:t>
-      </w:r>
-    </w:p>
-    <w:p>
-      <w:pPr>
-        <w:jc w:val="both"/>
-        <w:rPr>
-          <w:rFonts w:ascii="Times New Roman" w:hAnsi="Times New Roman" w:cs="Times New Roman"/>
-          <w:sz w:val="24"/>
-          <w:szCs w:val="24"/>
-        </w:rPr>
-      </w:pPr>
-    </w:p>
-    <w:p>
-      <w:pPr>
-        <w:jc w:val="both"/>
-        <w:rPr>
-          <w:rFonts w:ascii="Times New Roman" w:hAnsi="Times New Roman" w:cs="Times New Roman"/>
-          <w:sz w:val="24"/>
-          <w:szCs w:val="24"/>
-        </w:rPr>
-      </w:pPr>
-    </w:p>
-    <w:p>
-      <w:pPr>
-        <w:jc w:val="both"/>
-        <w:rPr>
-          <w:rFonts w:ascii="Times New Roman" w:hAnsi="Times New Roman" w:cs="Times New Roman"/>
-          <w:sz w:val="24"/>
-          <w:szCs w:val="24"/>
-        </w:rPr>
-      </w:pPr>
-      <w:r>
-        <w:rPr>
-          <w:rFonts w:ascii="Times New Roman" w:hAnsi="Times New Roman" w:cs="Times New Roman"/>
-          <w:sz w:val="24"/>
-          <w:szCs w:val="24"/>
-        </w:rPr>
-        <w:t>Name4:                                                 Regd. No.:</w:t>
-      </w:r>
-    </w:p>
-    <w:p>
-      <w:pPr>
-        <w:jc w:val="both"/>
-        <w:rPr>
-          <w:rFonts w:ascii="Times New Roman" w:hAnsi="Times New Roman" w:cs="Times New Roman"/>
-          <w:sz w:val="24"/>
-          <w:szCs w:val="24"/>
-        </w:rPr>
-      </w:pPr>
-    </w:p>
-    <w:p>
-      <w:pPr>
-        <w:jc w:val="both"/>
-        <w:rPr>
-          <w:rFonts w:ascii="Times New Roman" w:hAnsi="Times New Roman" w:cs="Times New Roman"/>
-          <w:sz w:val="24"/>
-          <w:szCs w:val="24"/>
-        </w:rPr>
-      </w:pPr>
-    </w:p>
-    <w:p>
-      <w:pPr>
-        <w:jc w:val="both"/>
-        <w:rPr>
-          <w:rFonts w:ascii="Times New Roman" w:hAnsi="Times New Roman" w:cs="Times New Roman"/>
-          <w:sz w:val="24"/>
-          <w:szCs w:val="24"/>
-        </w:rPr>
-      </w:pPr>
-      <w:r>
-        <w:rPr>
-          <w:rFonts w:ascii="Times New Roman" w:hAnsi="Times New Roman" w:cs="Times New Roman"/>
-          <w:sz w:val="24"/>
-          <w:szCs w:val="24"/>
-        </w:rPr>
-        <w:t>Name5:                                                 Regd. No.:</w:t>
-      </w:r>
-    </w:p>
-    <w:p>
-      <w:pPr>
-        <w:jc w:val="both"/>
-        <w:rPr>
-          <w:rFonts w:ascii="Times New Roman" w:hAnsi="Times New Roman" w:cs="Times New Roman"/>
-          <w:sz w:val="24"/>
-          <w:szCs w:val="24"/>
-        </w:rPr>
-      </w:pPr>
-    </w:p>
-    <w:p>
-      <w:pPr>
-        <w:jc w:val="both"/>
-        <w:rPr>
-          <w:rFonts w:ascii="Times New Roman" w:hAnsi="Times New Roman" w:cs="Times New Roman"/>
-          <w:sz w:val="24"/>
-          <w:szCs w:val="24"/>
-        </w:rPr>
-      </w:pPr>
-    </w:p>
-    <w:p>
-      <w:pPr>
-        <w:jc w:val="both"/>
-        <w:rPr>
-          <w:rFonts w:ascii="Times New Roman" w:hAnsi="Times New Roman" w:cs="Times New Roman"/>
-          <w:sz w:val="24"/>
-          <w:szCs w:val="24"/>
-        </w:rPr>
-      </w:pPr>
-    </w:p>
-    <w:p>
-      <w:pPr>
-        <w:jc w:val="both"/>
-        <w:rPr>
-          <w:rFonts w:ascii="Times New Roman" w:hAnsi="Times New Roman" w:cs="Times New Roman"/>
-          <w:sz w:val="24"/>
-          <w:szCs w:val="24"/>
-        </w:rPr>
-      </w:pPr>
-    </w:p>
-    <w:p>
-      <w:pPr>
-        <w:jc w:val="both"/>
-        <w:rPr>
-          <w:rFonts w:ascii="Times New Roman" w:hAnsi="Times New Roman" w:cs="Times New Roman"/>
-          <w:sz w:val="24"/>
-          <w:szCs w:val="24"/>
-        </w:rPr>
-      </w:pPr>
-    </w:p>
-    <w:p>
-      <w:pPr>
-        <w:jc w:val="both"/>
-        <w:rPr>
-          <w:rFonts w:ascii="Times New Roman" w:hAnsi="Times New Roman" w:cs="Times New Roman"/>
-          <w:sz w:val="24"/>
-          <w:szCs w:val="24"/>
-        </w:rPr>
-      </w:pPr>
-      <w:r>
-        <w:rPr>
-          <w:rFonts w:ascii="Times New Roman" w:hAnsi="Times New Roman" w:cs="Times New Roman"/>
-          <w:sz w:val="24"/>
-          <w:szCs w:val="24"/>
-        </w:rPr>
-        <w:t>Date:</w:t>
-      </w:r>
-    </w:p>
-    <w:p>
-      <w:pPr>
-        <w:jc w:val="both"/>
-        <w:rPr>
-          <w:rFonts w:ascii="Times New Roman" w:hAnsi="Times New Roman" w:cs="Times New Roman"/>
-          <w:sz w:val="24"/>
-          <w:szCs w:val="24"/>
-        </w:rPr>
-      </w:pPr>
-    </w:p>
-    <w:p>
-      <w:pPr>
-        <w:jc w:val="both"/>
-        <w:rPr>
-          <w:rFonts w:ascii="Times New Roman" w:hAnsi="Times New Roman" w:cs="Times New Roman"/>
-          <w:sz w:val="24"/>
-          <w:szCs w:val="24"/>
-        </w:rPr>
-      </w:pPr>
-      <w:r>
-        <w:rPr>
-          <w:rFonts w:ascii="Times New Roman" w:hAnsi="Times New Roman" w:cs="Times New Roman"/>
-          <w:sz w:val="24"/>
-          <w:szCs w:val="24"/>
-        </w:rPr>
-        <w:t>Place</w:t>
-      </w:r>
-    </w:p>
-    <w:p>
-      <w:pPr>
         <w:spacing w:line="360" w:lineRule="auto"/>
         <w:jc w:val="both"/>
         <w:rPr>
@@ -3371,7 +3110,6 @@
     </w:p>
     <w:p>
       <w:pPr>
-        <w:spacing w:line="360" w:lineRule="auto"/>
         <w:jc w:val="both"/>
         <w:rPr>
           <w:rFonts w:ascii="Times New Roman" w:hAnsi="Times New Roman" w:cs="Times New Roman"/>
@@ -3379,10 +3117,619 @@
           <w:szCs w:val="24"/>
         </w:rPr>
       </w:pPr>
-    </w:p>
-    <w:p>
-      <w:pPr>
-        <w:spacing w:line="360" w:lineRule="auto"/>
+      <w:r>
+        <w:rPr>
+          <w:rFonts w:ascii="Times New Roman" w:hAnsi="Times New Roman" w:cs="Times New Roman"/>
+          <w:sz w:val="24"/>
+          <w:szCs w:val="24"/>
+        </w:rPr>
+        <w:t>Name:</w:t>
+      </w:r>
+      <w:r>
+        <w:rPr>
+          <w:rFonts w:ascii="Times New Roman" w:hAnsi="Times New Roman" w:cs="Times New Roman"/>
+          <w:sz w:val="24"/>
+          <w:szCs w:val="24"/>
+        </w:rPr>
+        <w:t xml:space="preserve"> Dinanath Dash</w:t>
+      </w:r>
+      <w:r>
+        <w:rPr>
+          <w:rFonts w:ascii="Times New Roman" w:hAnsi="Times New Roman" w:cs="Times New Roman"/>
+          <w:sz w:val="24"/>
+          <w:szCs w:val="24"/>
+        </w:rPr>
+        <w:tab/>
+      </w:r>
+      <w:r>
+        <w:rPr>
+          <w:rFonts w:ascii="Times New Roman" w:hAnsi="Times New Roman" w:cs="Times New Roman"/>
+          <w:sz w:val="24"/>
+          <w:szCs w:val="24"/>
+        </w:rPr>
+        <w:tab/>
+      </w:r>
+      <w:r>
+        <w:rPr>
+          <w:rFonts w:ascii="Times New Roman" w:hAnsi="Times New Roman" w:cs="Times New Roman"/>
+          <w:sz w:val="24"/>
+          <w:szCs w:val="24"/>
+        </w:rPr>
+        <w:tab/>
+      </w:r>
+      <w:r>
+        <w:rPr>
+          <w:rFonts w:ascii="Times New Roman" w:hAnsi="Times New Roman" w:cs="Times New Roman"/>
+          <w:sz w:val="24"/>
+          <w:szCs w:val="24"/>
+        </w:rPr>
+        <w:tab/>
+      </w:r>
+      <w:r>
+        <w:rPr>
+          <w:rFonts w:ascii="Times New Roman" w:hAnsi="Times New Roman" w:cs="Times New Roman"/>
+          <w:sz w:val="24"/>
+          <w:szCs w:val="24"/>
+        </w:rPr>
+        <w:tab/>
+      </w:r>
+      <w:r>
+        <w:rPr>
+          <w:rFonts w:ascii="Times New Roman" w:hAnsi="Times New Roman" w:cs="Times New Roman"/>
+          <w:sz w:val="24"/>
+          <w:szCs w:val="24"/>
+        </w:rPr>
+        <w:tab/>
+      </w:r>
+      <w:r>
+        <w:rPr>
+          <w:rFonts w:ascii="Times New Roman" w:hAnsi="Times New Roman" w:cs="Times New Roman"/>
+          <w:sz w:val="24"/>
+          <w:szCs w:val="24"/>
+        </w:rPr>
+        <w:tab/>
+      </w:r>
+      <w:r>
+        <w:rPr>
+          <w:rFonts w:ascii="Times New Roman" w:hAnsi="Times New Roman" w:cs="Times New Roman"/>
+          <w:sz w:val="24"/>
+          <w:szCs w:val="24"/>
+        </w:rPr>
+        <w:t>Regd. No.:</w:t>
+      </w:r>
+      <w:r>
+        <w:rPr>
+          <w:rFonts w:ascii="Times New Roman" w:hAnsi="Times New Roman" w:cs="Times New Roman"/>
+          <w:sz w:val="24"/>
+          <w:szCs w:val="24"/>
+        </w:rPr>
+        <w:t xml:space="preserve"> 2241004161</w:t>
+      </w:r>
+    </w:p>
+    <w:p>
+      <w:pPr>
+        <w:jc w:val="both"/>
+        <w:rPr>
+          <w:rFonts w:ascii="Times New Roman" w:hAnsi="Times New Roman" w:cs="Times New Roman"/>
+          <w:sz w:val="24"/>
+          <w:szCs w:val="24"/>
+        </w:rPr>
+      </w:pPr>
+    </w:p>
+    <w:p>
+      <w:pPr>
+        <w:jc w:val="both"/>
+        <w:rPr>
+          <w:rFonts w:ascii="Times New Roman" w:hAnsi="Times New Roman" w:cs="Times New Roman"/>
+          <w:sz w:val="24"/>
+          <w:szCs w:val="24"/>
+        </w:rPr>
+      </w:pPr>
+    </w:p>
+    <w:p>
+      <w:pPr>
+        <w:jc w:val="both"/>
+        <w:rPr>
+          <w:rFonts w:ascii="Times New Roman" w:hAnsi="Times New Roman" w:cs="Times New Roman"/>
+          <w:sz w:val="24"/>
+          <w:szCs w:val="24"/>
+        </w:rPr>
+      </w:pPr>
+      <w:r>
+        <w:rPr>
+          <w:rFonts w:ascii="Times New Roman" w:hAnsi="Times New Roman" w:cs="Times New Roman"/>
+          <w:sz w:val="24"/>
+          <w:szCs w:val="24"/>
+        </w:rPr>
+        <w:t>Name:</w:t>
+      </w:r>
+      <w:r>
+        <w:rPr>
+          <w:rFonts w:ascii="Times New Roman" w:hAnsi="Times New Roman" w:cs="Times New Roman"/>
+          <w:sz w:val="24"/>
+          <w:szCs w:val="24"/>
+        </w:rPr>
+        <w:t xml:space="preserve"> Ashutosh Raj</w:t>
+      </w:r>
+      <w:r>
+        <w:rPr>
+          <w:rFonts w:ascii="Times New Roman" w:hAnsi="Times New Roman" w:cs="Times New Roman"/>
+          <w:sz w:val="24"/>
+          <w:szCs w:val="24"/>
+        </w:rPr>
+        <w:tab/>
+      </w:r>
+      <w:r>
+        <w:rPr>
+          <w:rFonts w:ascii="Times New Roman" w:hAnsi="Times New Roman" w:cs="Times New Roman"/>
+          <w:sz w:val="24"/>
+          <w:szCs w:val="24"/>
+        </w:rPr>
+        <w:tab/>
+      </w:r>
+      <w:r>
+        <w:rPr>
+          <w:rFonts w:ascii="Times New Roman" w:hAnsi="Times New Roman" w:cs="Times New Roman"/>
+          <w:sz w:val="24"/>
+          <w:szCs w:val="24"/>
+        </w:rPr>
+        <w:tab/>
+      </w:r>
+      <w:r>
+        <w:rPr>
+          <w:rFonts w:ascii="Times New Roman" w:hAnsi="Times New Roman" w:cs="Times New Roman"/>
+          <w:sz w:val="24"/>
+          <w:szCs w:val="24"/>
+        </w:rPr>
+        <w:tab/>
+      </w:r>
+      <w:r>
+        <w:rPr>
+          <w:rFonts w:ascii="Times New Roman" w:hAnsi="Times New Roman" w:cs="Times New Roman"/>
+          <w:sz w:val="24"/>
+          <w:szCs w:val="24"/>
+        </w:rPr>
+        <w:tab/>
+      </w:r>
+      <w:r>
+        <w:rPr>
+          <w:rFonts w:ascii="Times New Roman" w:hAnsi="Times New Roman" w:cs="Times New Roman"/>
+          <w:sz w:val="24"/>
+          <w:szCs w:val="24"/>
+        </w:rPr>
+        <w:tab/>
+      </w:r>
+      <w:r>
+        <w:rPr>
+          <w:rFonts w:ascii="Times New Roman" w:hAnsi="Times New Roman" w:cs="Times New Roman"/>
+          <w:sz w:val="24"/>
+          <w:szCs w:val="24"/>
+        </w:rPr>
+        <w:tab/>
+      </w:r>
+      <w:r>
+        <w:rPr>
+          <w:rFonts w:ascii="Times New Roman" w:hAnsi="Times New Roman" w:cs="Times New Roman"/>
+          <w:sz w:val="24"/>
+          <w:szCs w:val="24"/>
+        </w:rPr>
+        <w:t>Regd. No.:</w:t>
+      </w:r>
+      <w:r>
+        <w:rPr>
+          <w:rFonts w:ascii="Times New Roman" w:hAnsi="Times New Roman" w:cs="Times New Roman"/>
+          <w:sz w:val="24"/>
+          <w:szCs w:val="24"/>
+        </w:rPr>
+        <w:t xml:space="preserve"> 2241018015</w:t>
+      </w:r>
+    </w:p>
+    <w:p>
+      <w:pPr>
+        <w:jc w:val="both"/>
+        <w:rPr>
+          <w:rFonts w:ascii="Times New Roman" w:hAnsi="Times New Roman" w:cs="Times New Roman"/>
+          <w:sz w:val="24"/>
+          <w:szCs w:val="24"/>
+        </w:rPr>
+      </w:pPr>
+    </w:p>
+    <w:p>
+      <w:pPr>
+        <w:jc w:val="both"/>
+        <w:rPr>
+          <w:rFonts w:ascii="Times New Roman" w:hAnsi="Times New Roman" w:cs="Times New Roman"/>
+          <w:sz w:val="24"/>
+          <w:szCs w:val="24"/>
+        </w:rPr>
+      </w:pPr>
+    </w:p>
+    <w:p>
+      <w:pPr>
+        <w:jc w:val="both"/>
+        <w:rPr>
+          <w:rFonts w:ascii="Times New Roman" w:hAnsi="Times New Roman" w:cs="Times New Roman"/>
+          <w:sz w:val="24"/>
+          <w:szCs w:val="24"/>
+        </w:rPr>
+      </w:pPr>
+      <w:r>
+        <w:rPr>
+          <w:rFonts w:ascii="Times New Roman" w:hAnsi="Times New Roman" w:cs="Times New Roman"/>
+          <w:sz w:val="24"/>
+          <w:szCs w:val="24"/>
+        </w:rPr>
+        <w:t>Name:</w:t>
+      </w:r>
+      <w:r>
+        <w:rPr>
+          <w:rFonts w:ascii="Times New Roman" w:hAnsi="Times New Roman" w:cs="Times New Roman"/>
+          <w:sz w:val="24"/>
+          <w:szCs w:val="24"/>
+        </w:rPr>
+        <w:t xml:space="preserve"> </w:t>
+      </w:r>
+      <w:proofErr w:type="spellStart"/>
+      <w:r>
+        <w:rPr>
+          <w:rFonts w:ascii="Times New Roman" w:hAnsi="Times New Roman" w:cs="Times New Roman"/>
+          <w:sz w:val="24"/>
+          <w:szCs w:val="24"/>
+        </w:rPr>
+        <w:t>Swarnabha</w:t>
+      </w:r>
+      <w:proofErr w:type="spellEnd"/>
+      <w:r>
+        <w:rPr>
+          <w:rFonts w:ascii="Times New Roman" w:hAnsi="Times New Roman" w:cs="Times New Roman"/>
+          <w:sz w:val="24"/>
+          <w:szCs w:val="24"/>
+        </w:rPr>
+        <w:t xml:space="preserve"> Roy</w:t>
+      </w:r>
+      <w:r>
+        <w:rPr>
+          <w:rFonts w:ascii="Times New Roman" w:hAnsi="Times New Roman" w:cs="Times New Roman"/>
+          <w:sz w:val="24"/>
+          <w:szCs w:val="24"/>
+        </w:rPr>
+        <w:tab/>
+      </w:r>
+      <w:r>
+        <w:rPr>
+          <w:rFonts w:ascii="Times New Roman" w:hAnsi="Times New Roman" w:cs="Times New Roman"/>
+          <w:sz w:val="24"/>
+          <w:szCs w:val="24"/>
+        </w:rPr>
+        <w:tab/>
+      </w:r>
+      <w:r>
+        <w:rPr>
+          <w:rFonts w:ascii="Times New Roman" w:hAnsi="Times New Roman" w:cs="Times New Roman"/>
+          <w:sz w:val="24"/>
+          <w:szCs w:val="24"/>
+        </w:rPr>
+        <w:tab/>
+      </w:r>
+      <w:r>
+        <w:rPr>
+          <w:rFonts w:ascii="Times New Roman" w:hAnsi="Times New Roman" w:cs="Times New Roman"/>
+          <w:sz w:val="24"/>
+          <w:szCs w:val="24"/>
+        </w:rPr>
+        <w:tab/>
+      </w:r>
+      <w:r>
+        <w:rPr>
+          <w:rFonts w:ascii="Times New Roman" w:hAnsi="Times New Roman" w:cs="Times New Roman"/>
+          <w:sz w:val="24"/>
+          <w:szCs w:val="24"/>
+        </w:rPr>
+        <w:tab/>
+      </w:r>
+      <w:r>
+        <w:rPr>
+          <w:rFonts w:ascii="Times New Roman" w:hAnsi="Times New Roman" w:cs="Times New Roman"/>
+          <w:sz w:val="24"/>
+          <w:szCs w:val="24"/>
+        </w:rPr>
+        <w:tab/>
+      </w:r>
+      <w:r>
+        <w:rPr>
+          <w:rFonts w:ascii="Times New Roman" w:hAnsi="Times New Roman" w:cs="Times New Roman"/>
+          <w:sz w:val="24"/>
+          <w:szCs w:val="24"/>
+        </w:rPr>
+        <w:t>Regd. No.:</w:t>
+      </w:r>
+      <w:r>
+        <w:rPr>
+          <w:rFonts w:ascii="Times New Roman" w:hAnsi="Times New Roman" w:cs="Times New Roman"/>
+          <w:sz w:val="24"/>
+          <w:szCs w:val="24"/>
+        </w:rPr>
+        <w:t xml:space="preserve"> 2241018192</w:t>
+      </w:r>
+    </w:p>
+    <w:p>
+      <w:pPr>
+        <w:jc w:val="both"/>
+        <w:rPr>
+          <w:rFonts w:ascii="Times New Roman" w:hAnsi="Times New Roman" w:cs="Times New Roman"/>
+          <w:sz w:val="24"/>
+          <w:szCs w:val="24"/>
+        </w:rPr>
+      </w:pPr>
+    </w:p>
+    <w:p>
+      <w:pPr>
+        <w:jc w:val="both"/>
+        <w:rPr>
+          <w:rFonts w:ascii="Times New Roman" w:hAnsi="Times New Roman" w:cs="Times New Roman"/>
+          <w:sz w:val="24"/>
+          <w:szCs w:val="24"/>
+        </w:rPr>
+      </w:pPr>
+    </w:p>
+    <w:p>
+      <w:pPr>
+        <w:jc w:val="both"/>
+        <w:rPr>
+          <w:rFonts w:ascii="Times New Roman" w:hAnsi="Times New Roman" w:cs="Times New Roman"/>
+          <w:sz w:val="24"/>
+          <w:szCs w:val="24"/>
+        </w:rPr>
+      </w:pPr>
+      <w:r>
+        <w:rPr>
+          <w:rFonts w:ascii="Times New Roman" w:hAnsi="Times New Roman" w:cs="Times New Roman"/>
+          <w:sz w:val="24"/>
+          <w:szCs w:val="24"/>
+        </w:rPr>
+        <w:t>Name:</w:t>
+      </w:r>
+      <w:r>
+        <w:rPr>
+          <w:rFonts w:ascii="Times New Roman" w:hAnsi="Times New Roman" w:cs="Times New Roman"/>
+          <w:sz w:val="24"/>
+          <w:szCs w:val="24"/>
+        </w:rPr>
+        <w:t xml:space="preserve"> </w:t>
+      </w:r>
+      <w:proofErr w:type="spellStart"/>
+      <w:r>
+        <w:rPr>
+          <w:rFonts w:ascii="Times New Roman" w:hAnsi="Times New Roman" w:cs="Times New Roman"/>
+          <w:sz w:val="24"/>
+          <w:szCs w:val="24"/>
+        </w:rPr>
+        <w:t>Pikesh</w:t>
+      </w:r>
+      <w:proofErr w:type="spellEnd"/>
+      <w:r>
+        <w:rPr>
+          <w:rFonts w:ascii="Times New Roman" w:hAnsi="Times New Roman" w:cs="Times New Roman"/>
+          <w:sz w:val="24"/>
+          <w:szCs w:val="24"/>
+        </w:rPr>
+        <w:t xml:space="preserve"> Yadav</w:t>
+      </w:r>
+      <w:r>
+        <w:rPr>
+          <w:rFonts w:ascii="Times New Roman" w:hAnsi="Times New Roman" w:cs="Times New Roman"/>
+          <w:sz w:val="24"/>
+          <w:szCs w:val="24"/>
+        </w:rPr>
+        <w:tab/>
+      </w:r>
+      <w:r>
+        <w:rPr>
+          <w:rFonts w:ascii="Times New Roman" w:hAnsi="Times New Roman" w:cs="Times New Roman"/>
+          <w:sz w:val="24"/>
+          <w:szCs w:val="24"/>
+        </w:rPr>
+        <w:tab/>
+      </w:r>
+      <w:r>
+        <w:rPr>
+          <w:rFonts w:ascii="Times New Roman" w:hAnsi="Times New Roman" w:cs="Times New Roman"/>
+          <w:sz w:val="24"/>
+          <w:szCs w:val="24"/>
+        </w:rPr>
+        <w:tab/>
+      </w:r>
+      <w:r>
+        <w:rPr>
+          <w:rFonts w:ascii="Times New Roman" w:hAnsi="Times New Roman" w:cs="Times New Roman"/>
+          <w:sz w:val="24"/>
+          <w:szCs w:val="24"/>
+        </w:rPr>
+        <w:tab/>
+      </w:r>
+      <w:r>
+        <w:rPr>
+          <w:rFonts w:ascii="Times New Roman" w:hAnsi="Times New Roman" w:cs="Times New Roman"/>
+          <w:sz w:val="24"/>
+          <w:szCs w:val="24"/>
+        </w:rPr>
+        <w:tab/>
+      </w:r>
+      <w:r>
+        <w:rPr>
+          <w:rFonts w:ascii="Times New Roman" w:hAnsi="Times New Roman" w:cs="Times New Roman"/>
+          <w:sz w:val="24"/>
+          <w:szCs w:val="24"/>
+        </w:rPr>
+        <w:tab/>
+      </w:r>
+      <w:r>
+        <w:rPr>
+          <w:rFonts w:ascii="Times New Roman" w:hAnsi="Times New Roman" w:cs="Times New Roman"/>
+          <w:sz w:val="24"/>
+          <w:szCs w:val="24"/>
+        </w:rPr>
+        <w:tab/>
+      </w:r>
+      <w:r>
+        <w:rPr>
+          <w:rFonts w:ascii="Times New Roman" w:hAnsi="Times New Roman" w:cs="Times New Roman"/>
+          <w:sz w:val="24"/>
+          <w:szCs w:val="24"/>
+        </w:rPr>
+        <w:t>Regd. No.:</w:t>
+      </w:r>
+      <w:r>
+        <w:rPr>
+          <w:rFonts w:ascii="Times New Roman" w:hAnsi="Times New Roman" w:cs="Times New Roman"/>
+          <w:sz w:val="24"/>
+          <w:szCs w:val="24"/>
+        </w:rPr>
+        <w:t xml:space="preserve"> 2241025009</w:t>
+      </w:r>
+    </w:p>
+    <w:p>
+      <w:pPr>
+        <w:jc w:val="both"/>
+        <w:rPr>
+          <w:rFonts w:ascii="Times New Roman" w:hAnsi="Times New Roman" w:cs="Times New Roman"/>
+          <w:sz w:val="24"/>
+          <w:szCs w:val="24"/>
+        </w:rPr>
+      </w:pPr>
+    </w:p>
+    <w:p>
+      <w:pPr>
+        <w:jc w:val="both"/>
+        <w:rPr>
+          <w:rFonts w:ascii="Times New Roman" w:hAnsi="Times New Roman" w:cs="Times New Roman"/>
+          <w:sz w:val="24"/>
+          <w:szCs w:val="24"/>
+        </w:rPr>
+      </w:pPr>
+    </w:p>
+    <w:p>
+      <w:pPr>
+        <w:jc w:val="both"/>
+        <w:rPr>
+          <w:rFonts w:ascii="Times New Roman" w:hAnsi="Times New Roman" w:cs="Times New Roman"/>
+          <w:sz w:val="24"/>
+          <w:szCs w:val="24"/>
+        </w:rPr>
+      </w:pPr>
+    </w:p>
+    <w:p>
+      <w:pPr>
+        <w:jc w:val="both"/>
+        <w:rPr>
+          <w:rFonts w:ascii="Times New Roman" w:hAnsi="Times New Roman" w:cs="Times New Roman"/>
+          <w:sz w:val="24"/>
+          <w:szCs w:val="24"/>
+        </w:rPr>
+      </w:pPr>
+    </w:p>
+    <w:p>
+      <w:pPr>
+        <w:jc w:val="both"/>
+        <w:rPr>
+          <w:rFonts w:ascii="Times New Roman" w:hAnsi="Times New Roman" w:cs="Times New Roman"/>
+          <w:sz w:val="24"/>
+          <w:szCs w:val="24"/>
+        </w:rPr>
+      </w:pPr>
+    </w:p>
+    <w:p>
+      <w:pPr>
+        <w:jc w:val="both"/>
+        <w:rPr>
+          <w:rFonts w:ascii="Times New Roman" w:hAnsi="Times New Roman" w:cs="Times New Roman"/>
+          <w:sz w:val="24"/>
+          <w:szCs w:val="24"/>
+        </w:rPr>
+      </w:pPr>
+    </w:p>
+    <w:p>
+      <w:pPr>
+        <w:jc w:val="both"/>
+        <w:rPr>
+          <w:rFonts w:ascii="Times New Roman" w:hAnsi="Times New Roman" w:cs="Times New Roman"/>
+          <w:sz w:val="24"/>
+          <w:szCs w:val="24"/>
+        </w:rPr>
+      </w:pPr>
+    </w:p>
+    <w:p>
+      <w:pPr>
+        <w:jc w:val="both"/>
+        <w:rPr>
+          <w:rFonts w:ascii="Times New Roman" w:hAnsi="Times New Roman" w:cs="Times New Roman"/>
+          <w:sz w:val="24"/>
+          <w:szCs w:val="24"/>
+        </w:rPr>
+      </w:pPr>
+      <w:r>
+        <w:rPr>
+          <w:rFonts w:ascii="Times New Roman" w:hAnsi="Times New Roman" w:cs="Times New Roman"/>
+          <w:sz w:val="24"/>
+          <w:szCs w:val="24"/>
+        </w:rPr>
+        <w:t>Date:</w:t>
+      </w:r>
+      <w:r>
+        <w:rPr>
+          <w:rFonts w:ascii="Times New Roman" w:hAnsi="Times New Roman" w:cs="Times New Roman"/>
+          <w:sz w:val="24"/>
+          <w:szCs w:val="24"/>
+        </w:rPr>
+        <w:t xml:space="preserve"> 08/</w:t>
+      </w:r>
+      <w:r>
+        <w:rPr>
+          <w:rFonts w:ascii="Times New Roman" w:hAnsi="Times New Roman" w:cs="Times New Roman"/>
+          <w:sz w:val="24"/>
+          <w:szCs w:val="24"/>
+        </w:rPr>
+        <w:t>01/2025</w:t>
+      </w:r>
+    </w:p>
+    <w:p>
+      <w:pPr>
+        <w:jc w:val="both"/>
+        <w:rPr>
+          <w:rFonts w:ascii="Times New Roman" w:hAnsi="Times New Roman" w:cs="Times New Roman"/>
+          <w:sz w:val="24"/>
+          <w:szCs w:val="24"/>
+        </w:rPr>
+      </w:pPr>
+    </w:p>
+    <w:p>
+      <w:pPr>
+        <w:jc w:val="both"/>
+        <w:rPr>
+          <w:rFonts w:ascii="Times New Roman" w:hAnsi="Times New Roman" w:cs="Times New Roman"/>
+          <w:sz w:val="24"/>
+          <w:szCs w:val="24"/>
+        </w:rPr>
+      </w:pPr>
+      <w:r>
+        <w:rPr>
+          <w:rFonts w:ascii="Times New Roman" w:hAnsi="Times New Roman" w:cs="Times New Roman"/>
+          <w:sz w:val="24"/>
+          <w:szCs w:val="24"/>
+        </w:rPr>
+        <w:t>Place</w:t>
+      </w:r>
+      <w:r>
+        <w:rPr>
+          <w:rFonts w:ascii="Times New Roman" w:hAnsi="Times New Roman" w:cs="Times New Roman"/>
+          <w:sz w:val="24"/>
+          <w:szCs w:val="24"/>
+        </w:rPr>
+        <w:t>: Bhubaneswar</w:t>
+      </w:r>
+    </w:p>
+    <w:p>
+      <w:pPr>
         <w:jc w:val="both"/>
         <w:rPr>
           <w:rFonts w:ascii="Times New Roman" w:hAnsi="Times New Roman" w:cs="Times New Roman"/>
@@ -6930,15 +7277,7 @@
           <w:sz w:val="24"/>
           <w:szCs w:val="24"/>
         </w:rPr>
-        <w:t>Successful transmission of packets</w:t>
-      </w:r>
-      <w:r>
-        <w:rPr>
-          <w:rFonts w:ascii="Times New Roman" w:hAnsi="Times New Roman" w:cs="Times New Roman"/>
-          <w:sz w:val="24"/>
-          <w:szCs w:val="24"/>
-        </w:rPr>
-        <w:t xml:space="preserve"> indicated as the output of both ping and trace route command.</w:t>
+        <w:t>Successful transmission of packets indicated as the output of both ping and trace route command.</w:t>
       </w:r>
     </w:p>
     <w:p>
@@ -7574,25 +7913,7 @@
           <w:sz w:val="24"/>
           <w:szCs w:val="24"/>
         </w:rPr>
-        <w:t>(</w:t>
-      </w:r>
-      <w:proofErr w:type="gramStart"/>
-      <w:r>
-        <w:rPr>
-          <w:rFonts w:ascii="Times New Roman" w:hAnsi="Times New Roman" w:cs="Times New Roman"/>
-          <w:sz w:val="24"/>
-          <w:szCs w:val="24"/>
-        </w:rPr>
-        <w:t>as</w:t>
-      </w:r>
-      <w:proofErr w:type="gramEnd"/>
-      <w:r>
-        <w:rPr>
-          <w:rFonts w:ascii="Times New Roman" w:hAnsi="Times New Roman" w:cs="Times New Roman"/>
-          <w:sz w:val="24"/>
-          <w:szCs w:val="24"/>
-        </w:rPr>
-        <w:t xml:space="preserve"> per the IEEE recommendations)</w:t>
+        <w:t>(as per the IEEE recommendations)</w:t>
       </w:r>
     </w:p>
     <w:p>
@@ -7636,21 +7957,12 @@
         </w:rPr>
         <w:t xml:space="preserve">[1] </w:t>
       </w:r>
-      <w:proofErr w:type="spellStart"/>
       <w:r>
         <w:rPr>
           <w:rFonts w:ascii="Times New Roman" w:eastAsia="LMRoman10-Regular" w:hAnsi="Times New Roman" w:cs="Times New Roman"/>
           <w:lang w:val="en-IN"/>
         </w:rPr>
-        <w:t>CompTIA</w:t>
-      </w:r>
-      <w:proofErr w:type="spellEnd"/>
-      <w:r>
-        <w:rPr>
-          <w:rFonts w:ascii="Times New Roman" w:eastAsia="LMRoman10-Regular" w:hAnsi="Times New Roman" w:cs="Times New Roman"/>
-          <w:lang w:val="en-IN"/>
-        </w:rPr>
-        <w:t xml:space="preserve"> Network+ N10-008 Certification Guide by Glen D. Singh, 2</w:t>
+        <w:t>CompTIA Network+ N10-008 Certification Guide by Glen D. Singh, 2</w:t>
       </w:r>
       <w:r>
         <w:rPr>
@@ -7733,8 +8045,6 @@
         </w:rPr>
         <w:t>…….</w:t>
       </w:r>
-      <w:bookmarkStart w:id="0" w:name="_GoBack"/>
-      <w:bookmarkEnd w:id="0"/>
     </w:p>
     <w:p>
       <w:pPr>
@@ -7819,8 +8129,8 @@
 </file>
 
 <file path=word/numbering.xml><?xml version="1.0" encoding="utf-8"?>
-<w:numbering xmlns:wpc="http://schemas.microsoft.com/office/word/2010/wordprocessingCanvas" xmlns:mc="http://schemas.openxmlformats.org/markup-compatibility/2006" xmlns:o="urn:schemas-microsoft-com:office:office" xmlns:r="http://schemas.openxmlformats.org/officeDocument/2006/relationships" xmlns:m="http://schemas.openxmlformats.org/officeDocument/2006/math" xmlns:v="urn:schemas-microsoft-com:vml" xmlns:wp14="http://schemas.microsoft.com/office/word/2010/wordprocessingDrawing" xmlns:wp="http://schemas.openxmlformats.org/drawingml/2006/wordprocessingDrawing" xmlns:w10="urn:schemas-microsoft-com:office:word" xmlns:w="http://schemas.openxmlformats.org/wordprocessingml/2006/main" xmlns:w14="http://schemas.microsoft.com/office/word/2010/wordml" xmlns:w15="http://schemas.microsoft.com/office/word/2012/wordml" xmlns:wpg="http://schemas.microsoft.com/office/word/2010/wordprocessingGroup" xmlns:wpi="http://schemas.microsoft.com/office/word/2010/wordprocessingInk" xmlns:wne="http://schemas.microsoft.com/office/word/2006/wordml" xmlns:wps="http://schemas.microsoft.com/office/word/2010/wordprocessingShape" mc:Ignorable="w14 w15 wp14">
-  <w:abstractNum w:abstractNumId="0">
+<w:numbering xmlns:wpc="http://schemas.microsoft.com/office/word/2010/wordprocessingCanvas" xmlns:cx="http://schemas.microsoft.com/office/drawing/2014/chartex" xmlns:cx1="http://schemas.microsoft.com/office/drawing/2015/9/8/chartex" xmlns:cx2="http://schemas.microsoft.com/office/drawing/2015/10/21/chartex" xmlns:cx3="http://schemas.microsoft.com/office/drawing/2016/5/9/chartex" xmlns:cx4="http://schemas.microsoft.com/office/drawing/2016/5/10/chartex" xmlns:cx5="http://schemas.microsoft.com/office/drawing/2016/5/11/chartex" xmlns:cx6="http://schemas.microsoft.com/office/drawing/2016/5/12/chartex" xmlns:cx7="http://schemas.microsoft.com/office/drawing/2016/5/13/chartex" xmlns:cx8="http://schemas.microsoft.com/office/drawing/2016/5/14/chartex" xmlns:mc="http://schemas.openxmlformats.org/markup-compatibility/2006" xmlns:aink="http://schemas.microsoft.com/office/drawing/2016/ink" xmlns:am3d="http://schemas.microsoft.com/office/drawing/2017/model3d" xmlns:o="urn:schemas-microsoft-com:office:office" xmlns:oel="http://schemas.microsoft.com/office/2019/extlst" xmlns:r="http://schemas.openxmlformats.org/officeDocument/2006/relationships" xmlns:m="http://schemas.openxmlformats.org/officeDocument/2006/math" xmlns:v="urn:schemas-microsoft-com:vml" xmlns:wp14="http://schemas.microsoft.com/office/word/2010/wordprocessingDrawing" xmlns:wp="http://schemas.openxmlformats.org/drawingml/2006/wordprocessingDrawing" xmlns:w10="urn:schemas-microsoft-com:office:word" xmlns:w="http://schemas.openxmlformats.org/wordprocessingml/2006/main" xmlns:w14="http://schemas.microsoft.com/office/word/2010/wordml" xmlns:w15="http://schemas.microsoft.com/office/word/2012/wordml" xmlns:w16cex="http://schemas.microsoft.com/office/word/2018/wordml/cex" xmlns:w16cid="http://schemas.microsoft.com/office/word/2016/wordml/cid" xmlns:w16="http://schemas.microsoft.com/office/word/2018/wordml" xmlns:w16du="http://schemas.microsoft.com/office/word/2023/wordml/word16du" xmlns:w16sdtdh="http://schemas.microsoft.com/office/word/2020/wordml/sdtdatahash" xmlns:w16sdtfl="http://schemas.microsoft.com/office/word/2024/wordml/sdtformatlock" xmlns:w16se="http://schemas.microsoft.com/office/word/2015/wordml/symex" xmlns:wpg="http://schemas.microsoft.com/office/word/2010/wordprocessingGroup" xmlns:wpi="http://schemas.microsoft.com/office/word/2010/wordprocessingInk" xmlns:wne="http://schemas.microsoft.com/office/word/2006/wordml" xmlns:wps="http://schemas.microsoft.com/office/word/2010/wordprocessingShape" mc:Ignorable="w14 w15 w16se w16cid w16 w16cex w16sdtdh w16sdtfl w16du wp14">
+  <w:abstractNum w:abstractNumId="0" w15:restartNumberingAfterBreak="0">
     <w:nsid w:val="22943442"/>
     <w:multiLevelType w:val="hybridMultilevel"/>
     <w:tmpl w:val="27C8ADC8"/>
@@ -7906,7 +8216,7 @@
       </w:pPr>
     </w:lvl>
   </w:abstractNum>
-  <w:abstractNum w:abstractNumId="1">
+  <w:abstractNum w:abstractNumId="1" w15:restartNumberingAfterBreak="0">
     <w:nsid w:val="2D500325"/>
     <w:multiLevelType w:val="hybridMultilevel"/>
     <w:tmpl w:val="88882E96"/>
@@ -7992,7 +8302,7 @@
       </w:pPr>
     </w:lvl>
   </w:abstractNum>
-  <w:abstractNum w:abstractNumId="2">
+  <w:abstractNum w:abstractNumId="2" w15:restartNumberingAfterBreak="0">
     <w:nsid w:val="36A33F9E"/>
     <w:multiLevelType w:val="hybridMultilevel"/>
     <w:tmpl w:val="A4888DD6"/>
@@ -8078,7 +8388,7 @@
       </w:pPr>
     </w:lvl>
   </w:abstractNum>
-  <w:abstractNum w:abstractNumId="3">
+  <w:abstractNum w:abstractNumId="3" w15:restartNumberingAfterBreak="0">
     <w:nsid w:val="3CB246E7"/>
     <w:multiLevelType w:val="hybridMultilevel"/>
     <w:tmpl w:val="8B1084D0"/>
@@ -8202,7 +8512,7 @@
       </w:rPr>
     </w:lvl>
   </w:abstractNum>
-  <w:abstractNum w:abstractNumId="4">
+  <w:abstractNum w:abstractNumId="4" w15:restartNumberingAfterBreak="0">
     <w:nsid w:val="59D50238"/>
     <w:multiLevelType w:val="hybridMultilevel"/>
     <w:tmpl w:val="35CAE1FC"/>
@@ -8292,7 +8602,7 @@
       </w:pPr>
     </w:lvl>
   </w:abstractNum>
-  <w:abstractNum w:abstractNumId="5">
+  <w:abstractNum w:abstractNumId="5" w15:restartNumberingAfterBreak="0">
     <w:nsid w:val="648C20B7"/>
     <w:multiLevelType w:val="hybridMultilevel"/>
     <w:tmpl w:val="65F00556"/>
@@ -8378,29 +8688,29 @@
       </w:pPr>
     </w:lvl>
   </w:abstractNum>
-  <w:num w:numId="1">
+  <w:num w:numId="1" w16cid:durableId="214317616">
     <w:abstractNumId w:val="0"/>
   </w:num>
-  <w:num w:numId="2">
+  <w:num w:numId="2" w16cid:durableId="244801979">
     <w:abstractNumId w:val="3"/>
   </w:num>
-  <w:num w:numId="3">
+  <w:num w:numId="3" w16cid:durableId="1141921681">
     <w:abstractNumId w:val="5"/>
   </w:num>
-  <w:num w:numId="4">
+  <w:num w:numId="4" w16cid:durableId="1522932263">
     <w:abstractNumId w:val="2"/>
   </w:num>
-  <w:num w:numId="5">
+  <w:num w:numId="5" w16cid:durableId="917058795">
     <w:abstractNumId w:val="1"/>
   </w:num>
-  <w:num w:numId="6">
+  <w:num w:numId="6" w16cid:durableId="468981846">
     <w:abstractNumId w:val="4"/>
   </w:num>
 </w:numbering>
 </file>
 
 <file path=word/styles.xml><?xml version="1.0" encoding="utf-8"?>
-<w:styles xmlns:mc="http://schemas.openxmlformats.org/markup-compatibility/2006" xmlns:r="http://schemas.openxmlformats.org/officeDocument/2006/relationships" xmlns:w="http://schemas.openxmlformats.org/wordprocessingml/2006/main" xmlns:w14="http://schemas.microsoft.com/office/word/2010/wordml" xmlns:w15="http://schemas.microsoft.com/office/word/2012/wordml" mc:Ignorable="w14 w15">
+<w:styles xmlns:mc="http://schemas.openxmlformats.org/markup-compatibility/2006" xmlns:r="http://schemas.openxmlformats.org/officeDocument/2006/relationships" xmlns:w="http://schemas.openxmlformats.org/wordprocessingml/2006/main" xmlns:w14="http://schemas.microsoft.com/office/word/2010/wordml" xmlns:w15="http://schemas.microsoft.com/office/word/2012/wordml" xmlns:w16cex="http://schemas.microsoft.com/office/word/2018/wordml/cex" xmlns:w16cid="http://schemas.microsoft.com/office/word/2016/wordml/cid" xmlns:w16="http://schemas.microsoft.com/office/word/2018/wordml" xmlns:w16du="http://schemas.microsoft.com/office/word/2023/wordml/word16du" xmlns:w16sdtdh="http://schemas.microsoft.com/office/word/2020/wordml/sdtdatahash" xmlns:w16sdtfl="http://schemas.microsoft.com/office/word/2024/wordml/sdtformatlock" xmlns:w16se="http://schemas.microsoft.com/office/word/2015/wordml/symex" mc:Ignorable="w14 w15 w16se w16cid w16 w16cex w16sdtdh w16sdtfl w16du">
   <w:docDefaults>
     <w:rPrDefault>
       <w:rPr>
@@ -8416,7 +8726,7 @@
       </w:pPr>
     </w:pPrDefault>
   </w:docDefaults>
-  <w:latentStyles w:defLockedState="0" w:defUIPriority="99" w:defSemiHidden="0" w:defUnhideWhenUsed="0" w:defQFormat="0" w:count="371">
+  <w:latentStyles w:defLockedState="0" w:defUIPriority="99" w:defSemiHidden="0" w:defUnhideWhenUsed="0" w:defQFormat="0" w:count="376">
     <w:lsdException w:name="Normal" w:uiPriority="1" w:qFormat="1"/>
     <w:lsdException w:name="heading 1" w:uiPriority="1" w:qFormat="1"/>
     <w:lsdException w:name="heading 2" w:semiHidden="1" w:uiPriority="9" w:unhideWhenUsed="1" w:qFormat="1"/>
@@ -8788,6 +9098,11 @@
     <w:lsdException w:name="List Table 5 Dark Accent 6" w:uiPriority="50"/>
     <w:lsdException w:name="List Table 6 Colorful Accent 6" w:uiPriority="51"/>
     <w:lsdException w:name="List Table 7 Colorful Accent 6" w:uiPriority="52"/>
+    <w:lsdException w:name="Mention" w:semiHidden="1" w:unhideWhenUsed="1"/>
+    <w:lsdException w:name="Smart Hyperlink" w:semiHidden="1" w:unhideWhenUsed="1"/>
+    <w:lsdException w:name="Hashtag" w:semiHidden="1" w:unhideWhenUsed="1"/>
+    <w:lsdException w:name="Unresolved Mention" w:semiHidden="1" w:unhideWhenUsed="1"/>
+    <w:lsdException w:name="Smart Link" w:semiHidden="1" w:unhideWhenUsed="1"/>
   </w:latentStyles>
   <w:style w:type="paragraph" w:default="1" w:styleId="Normal">
     <w:name w:val="Normal"/>
@@ -8828,7 +9143,6 @@
   <w:style w:type="character" w:default="1" w:styleId="DefaultParagraphFont">
     <w:name w:val="Default Paragraph Font"/>
     <w:uiPriority w:val="1"/>
-    <w:semiHidden/>
     <w:unhideWhenUsed/>
   </w:style>
   <w:style w:type="table" w:default="1" w:styleId="TableNormal">
